--- a/Data Analysis/Lab-3_27-02-2026/Assignment 2 Solutions.docx
+++ b/Data Analysis/Lab-3_27-02-2026/Assignment 2 Solutions.docx
@@ -71,27 +71,146 @@
           <w:b/>
           <w:bCs/>
         </w:rPr>
-        <w:t xml:space="preserve">Q1 </w:t>
+        <w:t>Q1 Create a table of student with name, marks, email id, address, attendance. Format the header role with the bold text and give alignment as centre also add background colour.</w:t>
+      </w:r>
+    </w:p>
+    <w:p>
+      <w:pPr>
+        <w:pStyle w:val="ListParagraph"/>
+        <w:numPr>
+          <w:ilvl w:val="0"/>
+          <w:numId w:val="27"/>
+        </w:numPr>
+      </w:pPr>
+      <w:r>
+        <w:t>Open Excel and enter the following column headings:</w:t>
+      </w:r>
+      <w:r>
+        <w:br/>
+        <w:t>Name, Marks, Email ID, Address, Attendance.</w:t>
+      </w:r>
+    </w:p>
+    <w:p>
+      <w:pPr>
+        <w:pStyle w:val="ListParagraph"/>
+        <w:numPr>
+          <w:ilvl w:val="0"/>
+          <w:numId w:val="27"/>
+        </w:numPr>
+      </w:pPr>
+      <w:r>
+        <w:t>Enter student data below the headings.</w:t>
+      </w:r>
+    </w:p>
+    <w:p>
+      <w:pPr>
+        <w:pStyle w:val="ListParagraph"/>
+        <w:numPr>
+          <w:ilvl w:val="0"/>
+          <w:numId w:val="27"/>
+        </w:numPr>
+      </w:pPr>
+      <w:r>
+        <w:t>Select the header row.</w:t>
+      </w:r>
+    </w:p>
+    <w:p>
+      <w:pPr>
+        <w:pStyle w:val="ListParagraph"/>
+        <w:numPr>
+          <w:ilvl w:val="0"/>
+          <w:numId w:val="27"/>
+        </w:numPr>
+      </w:pPr>
+      <w:r>
+        <w:t xml:space="preserve">Click </w:t>
       </w:r>
       <w:r>
         <w:rPr>
           <w:b/>
           <w:bCs/>
         </w:rPr>
-        <w:t>Create a table of student with name, marks, email id, address, attendance. Format the header role with the bold text and give alignment as centre also add background colour.</w:t>
-      </w:r>
-    </w:p>
-    <w:p>
-      <w:pPr>
+        <w:t>Bold</w:t>
+      </w:r>
+      <w:r>
+        <w:t xml:space="preserve"> from Home tab.</w:t>
+      </w:r>
+    </w:p>
+    <w:p>
+      <w:pPr>
+        <w:pStyle w:val="ListParagraph"/>
+        <w:numPr>
+          <w:ilvl w:val="0"/>
+          <w:numId w:val="27"/>
+        </w:numPr>
+      </w:pPr>
+      <w:r>
+        <w:t xml:space="preserve">Click </w:t>
+      </w:r>
+      <w:proofErr w:type="spellStart"/>
+      <w:r>
         <w:rPr>
           <w:b/>
           <w:bCs/>
         </w:rPr>
-      </w:pPr>
+        <w:t>Center</w:t>
+      </w:r>
+      <w:proofErr w:type="spellEnd"/>
       <w:r>
         <w:rPr>
           <w:b/>
           <w:bCs/>
+        </w:rPr>
+        <w:t xml:space="preserve"> Alignment</w:t>
+      </w:r>
+      <w:r>
+        <w:t xml:space="preserve"> from Alignment group.</w:t>
+      </w:r>
+    </w:p>
+    <w:p>
+      <w:pPr>
+        <w:pStyle w:val="ListParagraph"/>
+        <w:numPr>
+          <w:ilvl w:val="0"/>
+          <w:numId w:val="27"/>
+        </w:numPr>
+      </w:pPr>
+      <w:r>
+        <w:t xml:space="preserve">Apply a background colour using </w:t>
+      </w:r>
+      <w:r>
+        <w:rPr>
+          <w:b/>
+          <w:bCs/>
+        </w:rPr>
+        <w:t xml:space="preserve">Fill </w:t>
+      </w:r>
+      <w:proofErr w:type="spellStart"/>
+      <w:r>
+        <w:rPr>
+          <w:b/>
+          <w:bCs/>
+        </w:rPr>
+        <w:t>Color</w:t>
+      </w:r>
+      <w:proofErr w:type="spellEnd"/>
+      <w:r>
+        <w:t xml:space="preserve"> option.</w:t>
+      </w:r>
+    </w:p>
+    <w:p/>
+    <w:p>
+      <w:pPr>
+        <w:rPr>
+          <w:b/>
+          <w:bCs/>
+        </w:rPr>
+      </w:pPr>
+      <w:r>
+        <w:rPr>
+          <w:b/>
+          <w:bCs/>
+          <w:noProof/>
         </w:rPr>
         <w:drawing>
           <wp:inline distT="0" distB="0" distL="0" distR="0" wp14:anchorId="664267DD" wp14:editId="03A51BA2">
@@ -150,28 +269,124 @@
           <w:b/>
           <w:bCs/>
         </w:rPr>
-        <w:t xml:space="preserve">Q2 </w:t>
+        <w:t>Q2 Change the number format of marks to number with 2 decimal places.</w:t>
+      </w:r>
+    </w:p>
+    <w:p>
+      <w:pPr>
+        <w:pStyle w:val="ListParagraph"/>
+        <w:numPr>
+          <w:ilvl w:val="0"/>
+          <w:numId w:val="29"/>
+        </w:numPr>
+      </w:pPr>
+      <w:r>
+        <w:t>Select the Marks column values.</w:t>
+      </w:r>
+    </w:p>
+    <w:p>
+      <w:pPr>
+        <w:pStyle w:val="ListParagraph"/>
+        <w:numPr>
+          <w:ilvl w:val="0"/>
+          <w:numId w:val="29"/>
+        </w:numPr>
+      </w:pPr>
+      <w:r>
+        <w:t xml:space="preserve">Right-click and choose </w:t>
       </w:r>
       <w:r>
         <w:rPr>
           <w:b/>
           <w:bCs/>
         </w:rPr>
-        <w:t>Change the number format of marks to number with 2 decimal places.</w:t>
-      </w:r>
-    </w:p>
-    <w:p>
-      <w:pPr>
+        <w:t>Format Cells</w:t>
+      </w:r>
+      <w:r>
+        <w:t>.</w:t>
+      </w:r>
+    </w:p>
+    <w:p>
+      <w:pPr>
+        <w:pStyle w:val="ListParagraph"/>
+        <w:numPr>
+          <w:ilvl w:val="0"/>
+          <w:numId w:val="29"/>
+        </w:numPr>
+      </w:pPr>
+      <w:r>
+        <w:t xml:space="preserve">Select </w:t>
+      </w:r>
+      <w:r>
         <w:rPr>
           <w:b/>
           <w:bCs/>
         </w:rPr>
-      </w:pPr>
+        <w:t>Number</w:t>
+      </w:r>
+      <w:r>
+        <w:t>.</w:t>
+      </w:r>
+    </w:p>
+    <w:p>
+      <w:pPr>
+        <w:pStyle w:val="ListParagraph"/>
+        <w:numPr>
+          <w:ilvl w:val="0"/>
+          <w:numId w:val="29"/>
+        </w:numPr>
+      </w:pPr>
+      <w:r>
+        <w:t xml:space="preserve">Set Decimal Places to </w:t>
+      </w:r>
       <w:r>
         <w:rPr>
           <w:b/>
           <w:bCs/>
         </w:rPr>
+        <w:t>2</w:t>
+      </w:r>
+      <w:r>
+        <w:t>.</w:t>
+      </w:r>
+    </w:p>
+    <w:p>
+      <w:pPr>
+        <w:pStyle w:val="ListParagraph"/>
+        <w:numPr>
+          <w:ilvl w:val="0"/>
+          <w:numId w:val="29"/>
+        </w:numPr>
+      </w:pPr>
+      <w:r>
+        <w:t xml:space="preserve">Click </w:t>
+      </w:r>
+      <w:r>
+        <w:rPr>
+          <w:b/>
+          <w:bCs/>
+        </w:rPr>
+        <w:t>OK</w:t>
+      </w:r>
+      <w:r>
+        <w:t>.</w:t>
+      </w:r>
+    </w:p>
+    <w:p/>
+    <w:p>
+      <w:pPr>
+        <w:rPr>
+          <w:b/>
+          <w:bCs/>
+        </w:rPr>
+      </w:pPr>
+      <w:r>
+        <w:rPr>
+          <w:b/>
+          <w:bCs/>
+          <w:noProof/>
+        </w:rPr>
+        <w:lastRenderedPageBreak/>
         <w:drawing>
           <wp:inline distT="0" distB="0" distL="0" distR="0" wp14:anchorId="229B61C1" wp14:editId="5903D2A4">
             <wp:extent cx="5524500" cy="2938525"/>
@@ -221,28 +436,88 @@
           <w:b/>
           <w:bCs/>
         </w:rPr>
-        <w:lastRenderedPageBreak/>
-        <w:t xml:space="preserve">Q3 </w:t>
-      </w:r>
-      <w:r>
+        <w:t>Q3 Apply border to entire data table.</w:t>
+      </w:r>
+    </w:p>
+    <w:p>
+      <w:pPr>
+        <w:pStyle w:val="ListParagraph"/>
+        <w:numPr>
+          <w:ilvl w:val="0"/>
+          <w:numId w:val="31"/>
+        </w:numPr>
+      </w:pPr>
+      <w:r>
+        <w:t>Select the complete table including headings.</w:t>
+      </w:r>
+    </w:p>
+    <w:p>
+      <w:pPr>
+        <w:pStyle w:val="ListParagraph"/>
+        <w:numPr>
+          <w:ilvl w:val="0"/>
+          <w:numId w:val="31"/>
+        </w:numPr>
+      </w:pPr>
+      <w:r>
+        <w:t>Go to Home tab.</w:t>
+      </w:r>
+    </w:p>
+    <w:p>
+      <w:pPr>
+        <w:pStyle w:val="ListParagraph"/>
+        <w:numPr>
+          <w:ilvl w:val="0"/>
+          <w:numId w:val="31"/>
+        </w:numPr>
+      </w:pPr>
+      <w:r>
+        <w:t>Click Borders dropdown.</w:t>
+      </w:r>
+    </w:p>
+    <w:p>
+      <w:pPr>
+        <w:pStyle w:val="ListParagraph"/>
+        <w:numPr>
+          <w:ilvl w:val="0"/>
+          <w:numId w:val="31"/>
+        </w:numPr>
         <w:rPr>
           <w:b/>
           <w:bCs/>
         </w:rPr>
-        <w:t>Apply border to entire data table.</w:t>
-      </w:r>
-    </w:p>
-    <w:p>
-      <w:pPr>
+      </w:pPr>
+      <w:r>
+        <w:t>Select All Borders</w:t>
+      </w:r>
+      <w:r>
         <w:rPr>
           <w:b/>
           <w:bCs/>
         </w:rPr>
-      </w:pPr>
-      <w:r>
+        <w:t>.</w:t>
+      </w:r>
+    </w:p>
+    <w:p>
+      <w:pPr>
         <w:rPr>
           <w:b/>
           <w:bCs/>
+        </w:rPr>
+      </w:pPr>
+    </w:p>
+    <w:p>
+      <w:pPr>
+        <w:rPr>
+          <w:b/>
+          <w:bCs/>
+        </w:rPr>
+      </w:pPr>
+      <w:r>
+        <w:rPr>
+          <w:b/>
+          <w:bCs/>
+          <w:noProof/>
         </w:rPr>
         <w:drawing>
           <wp:inline distT="0" distB="0" distL="0" distR="0" wp14:anchorId="02C8BD76" wp14:editId="6A24D058">
@@ -293,15 +568,64 @@
           <w:b/>
           <w:bCs/>
         </w:rPr>
-        <w:t xml:space="preserve">Q4 </w:t>
-      </w:r>
-      <w:r>
+        <w:t>Q4 Use wraps up text to display long text within a cell properly.</w:t>
+      </w:r>
+    </w:p>
+    <w:p>
+      <w:pPr>
+        <w:pStyle w:val="ListParagraph"/>
+        <w:numPr>
+          <w:ilvl w:val="0"/>
+          <w:numId w:val="33"/>
+        </w:numPr>
+      </w:pPr>
+      <w:r>
+        <w:t>Select the cells containing long text (e.g., Address column).</w:t>
+      </w:r>
+    </w:p>
+    <w:p>
+      <w:pPr>
+        <w:pStyle w:val="ListParagraph"/>
+        <w:numPr>
+          <w:ilvl w:val="0"/>
+          <w:numId w:val="33"/>
+        </w:numPr>
+      </w:pPr>
+      <w:r>
+        <w:t>Go to Home tab.</w:t>
+      </w:r>
+    </w:p>
+    <w:p>
+      <w:pPr>
+        <w:pStyle w:val="ListParagraph"/>
+        <w:numPr>
+          <w:ilvl w:val="0"/>
+          <w:numId w:val="33"/>
+        </w:numPr>
+      </w:pPr>
+      <w:r>
+        <w:t>Click Wrap Text.</w:t>
+      </w:r>
+    </w:p>
+    <w:p>
+      <w:pPr>
+        <w:pStyle w:val="ListParagraph"/>
+        <w:numPr>
+          <w:ilvl w:val="0"/>
+          <w:numId w:val="33"/>
+        </w:numPr>
+      </w:pPr>
+      <w:r>
+        <w:t>Adjust row height if required.</w:t>
+      </w:r>
+    </w:p>
+    <w:p>
+      <w:pPr>
         <w:rPr>
           <w:b/>
           <w:bCs/>
         </w:rPr>
-        <w:t>Use wraps up text to display long text within a cell properly.</w:t>
-      </w:r>
+      </w:pPr>
     </w:p>
     <w:p>
       <w:pPr>
@@ -314,6 +638,7 @@
         <w:rPr>
           <w:b/>
           <w:bCs/>
+          <w:noProof/>
         </w:rPr>
         <w:drawing>
           <wp:inline distT="0" distB="0" distL="0" distR="0" wp14:anchorId="66C9CC09" wp14:editId="69DADD83">
@@ -372,16 +697,84 @@
           <w:b/>
           <w:bCs/>
         </w:rPr>
-        <w:lastRenderedPageBreak/>
-        <w:t xml:space="preserve">Q5 </w:t>
-      </w:r>
-      <w:r>
+        <w:t>Q5 Merge cells A1 to D1 and add title student performance report.</w:t>
+      </w:r>
+    </w:p>
+    <w:p>
+      <w:pPr>
+        <w:pStyle w:val="ListParagraph"/>
+        <w:numPr>
+          <w:ilvl w:val="0"/>
+          <w:numId w:val="35"/>
+        </w:numPr>
+      </w:pPr>
+      <w:r>
+        <w:t>Insert a new row at the top.</w:t>
+      </w:r>
+    </w:p>
+    <w:p>
+      <w:pPr>
+        <w:pStyle w:val="ListParagraph"/>
+        <w:numPr>
+          <w:ilvl w:val="0"/>
+          <w:numId w:val="35"/>
+        </w:numPr>
+      </w:pPr>
+      <w:r>
+        <w:t>Select cells A1 to D1.</w:t>
+      </w:r>
+    </w:p>
+    <w:p>
+      <w:pPr>
+        <w:pStyle w:val="ListParagraph"/>
+        <w:numPr>
+          <w:ilvl w:val="0"/>
+          <w:numId w:val="35"/>
+        </w:numPr>
+      </w:pPr>
+      <w:r>
+        <w:t xml:space="preserve">Click Merge &amp; </w:t>
+      </w:r>
+      <w:proofErr w:type="spellStart"/>
+      <w:r>
+        <w:t>Center</w:t>
+      </w:r>
+      <w:proofErr w:type="spellEnd"/>
+      <w:r>
+        <w:t>.</w:t>
+      </w:r>
+    </w:p>
+    <w:p>
+      <w:pPr>
+        <w:pStyle w:val="ListParagraph"/>
+        <w:numPr>
+          <w:ilvl w:val="0"/>
+          <w:numId w:val="35"/>
+        </w:numPr>
+      </w:pPr>
+      <w:r>
+        <w:t>Type: Student Performance Report.</w:t>
+      </w:r>
+    </w:p>
+    <w:p>
+      <w:pPr>
+        <w:pStyle w:val="ListParagraph"/>
+        <w:numPr>
+          <w:ilvl w:val="0"/>
+          <w:numId w:val="35"/>
+        </w:numPr>
+      </w:pPr>
+      <w:r>
+        <w:t>Make it bold and increase font size.</w:t>
+      </w:r>
+    </w:p>
+    <w:p>
+      <w:pPr>
         <w:rPr>
           <w:b/>
           <w:bCs/>
         </w:rPr>
-        <w:t>Merge cells A1 to D1 and add title student performance report.</w:t>
-      </w:r>
+      </w:pPr>
     </w:p>
     <w:p>
       <w:pPr>
@@ -394,11 +787,13 @@
         <w:rPr>
           <w:b/>
           <w:bCs/>
+          <w:noProof/>
         </w:rPr>
+        <w:lastRenderedPageBreak/>
         <w:drawing>
-          <wp:inline distT="0" distB="0" distL="0" distR="0" wp14:anchorId="25AB80ED" wp14:editId="1E75D0EA">
-            <wp:extent cx="5731510" cy="3602355"/>
-            <wp:effectExtent l="0" t="0" r="2540" b="0"/>
+          <wp:inline distT="0" distB="0" distL="0" distR="0" wp14:anchorId="25AB80ED" wp14:editId="32D39500">
+            <wp:extent cx="5337544" cy="3354740"/>
+            <wp:effectExtent l="0" t="0" r="0" b="0"/>
             <wp:docPr id="897907885" name="Picture 1"/>
             <wp:cNvGraphicFramePr>
               <a:graphicFrameLocks xmlns:a="http://schemas.openxmlformats.org/drawingml/2006/main" noChangeAspect="1"/>
@@ -419,7 +814,7 @@
                   <pic:spPr>
                     <a:xfrm>
                       <a:off x="0" y="0"/>
-                      <a:ext cx="5731510" cy="3602355"/>
+                      <a:ext cx="5338904" cy="3355595"/>
                     </a:xfrm>
                     <a:prstGeom prst="rect">
                       <a:avLst/>
@@ -444,27 +839,94 @@
           <w:b/>
           <w:bCs/>
         </w:rPr>
-        <w:t xml:space="preserve">Q6 </w:t>
-      </w:r>
-      <w:r>
+        <w:t>Q6 Highlight marks greater than 80 using conditional formatting.</w:t>
+      </w:r>
+    </w:p>
+    <w:p>
+      <w:pPr>
+        <w:pStyle w:val="ListParagraph"/>
+        <w:numPr>
+          <w:ilvl w:val="0"/>
+          <w:numId w:val="42"/>
+        </w:numPr>
+      </w:pPr>
+      <w:r>
+        <w:t>Select Marks column values.</w:t>
+      </w:r>
+    </w:p>
+    <w:p>
+      <w:pPr>
+        <w:pStyle w:val="ListParagraph"/>
+        <w:numPr>
+          <w:ilvl w:val="0"/>
+          <w:numId w:val="42"/>
+        </w:numPr>
+      </w:pPr>
+      <w:r>
+        <w:t>Go to Home → Conditional Formatting.</w:t>
+      </w:r>
+    </w:p>
+    <w:p>
+      <w:pPr>
+        <w:pStyle w:val="ListParagraph"/>
+        <w:numPr>
+          <w:ilvl w:val="0"/>
+          <w:numId w:val="42"/>
+        </w:numPr>
+      </w:pPr>
+      <w:r>
+        <w:t>Click Highlight Cells Rules → Greater Than.</w:t>
+      </w:r>
+    </w:p>
+    <w:p>
+      <w:pPr>
+        <w:pStyle w:val="ListParagraph"/>
+        <w:numPr>
+          <w:ilvl w:val="0"/>
+          <w:numId w:val="42"/>
+        </w:numPr>
+      </w:pPr>
+      <w:r>
+        <w:t>Enter 80.</w:t>
+      </w:r>
+    </w:p>
+    <w:p>
+      <w:pPr>
+        <w:pStyle w:val="ListParagraph"/>
+        <w:numPr>
+          <w:ilvl w:val="0"/>
+          <w:numId w:val="42"/>
+        </w:numPr>
+      </w:pPr>
+      <w:r>
+        <w:t>Choose a formatting style.</w:t>
+      </w:r>
+    </w:p>
+    <w:p>
+      <w:pPr>
+        <w:pStyle w:val="ListParagraph"/>
+        <w:numPr>
+          <w:ilvl w:val="0"/>
+          <w:numId w:val="42"/>
+        </w:numPr>
+      </w:pPr>
+      <w:r>
+        <w:t>Click OK.</w:t>
+      </w:r>
+    </w:p>
+    <w:p/>
+    <w:p>
+      <w:pPr>
         <w:rPr>
           <w:b/>
           <w:bCs/>
         </w:rPr>
-        <w:t>Highlight marks greater than 80 using conditional formatting.</w:t>
-      </w:r>
-    </w:p>
-    <w:p>
-      <w:pPr>
+      </w:pPr>
+      <w:r>
         <w:rPr>
           <w:b/>
           <w:bCs/>
-        </w:rPr>
-      </w:pPr>
-      <w:r>
-        <w:rPr>
-          <w:b/>
-          <w:bCs/>
+          <w:noProof/>
         </w:rPr>
         <w:drawing>
           <wp:inline distT="0" distB="0" distL="0" distR="0" wp14:anchorId="585AE3AA" wp14:editId="2F3D5D11">
@@ -539,15 +1001,7 @@
           <w:b/>
           <w:bCs/>
         </w:rPr>
-        <w:lastRenderedPageBreak/>
-        <w:t xml:space="preserve">Q7 </w:t>
-      </w:r>
-      <w:r>
-        <w:rPr>
-          <w:b/>
-          <w:bCs/>
-        </w:rPr>
-        <w:t xml:space="preserve">Highlight marks less than 40 using red </w:t>
+        <w:t xml:space="preserve">Q7 Highlight marks less than 40 using red </w:t>
       </w:r>
       <w:proofErr w:type="spellStart"/>
       <w:r>
@@ -568,15 +1022,96 @@
     </w:p>
     <w:p>
       <w:pPr>
+        <w:pStyle w:val="ListParagraph"/>
+        <w:numPr>
+          <w:ilvl w:val="0"/>
+          <w:numId w:val="38"/>
+        </w:numPr>
+      </w:pPr>
+      <w:r>
+        <w:t>Select Marks column.</w:t>
+      </w:r>
+    </w:p>
+    <w:p>
+      <w:pPr>
+        <w:pStyle w:val="ListParagraph"/>
+        <w:numPr>
+          <w:ilvl w:val="0"/>
+          <w:numId w:val="38"/>
+        </w:numPr>
+      </w:pPr>
+      <w:r>
+        <w:t>Go to Conditional Formatting.</w:t>
+      </w:r>
+    </w:p>
+    <w:p>
+      <w:pPr>
+        <w:pStyle w:val="ListParagraph"/>
+        <w:numPr>
+          <w:ilvl w:val="0"/>
+          <w:numId w:val="38"/>
+        </w:numPr>
+      </w:pPr>
+      <w:r>
+        <w:t>Click Highlight Cells Rules → Less Than.</w:t>
+      </w:r>
+    </w:p>
+    <w:p>
+      <w:pPr>
+        <w:pStyle w:val="ListParagraph"/>
+        <w:numPr>
+          <w:ilvl w:val="0"/>
+          <w:numId w:val="38"/>
+        </w:numPr>
+      </w:pPr>
+      <w:r>
+        <w:t>Enter 40.</w:t>
+      </w:r>
+    </w:p>
+    <w:p>
+      <w:pPr>
+        <w:pStyle w:val="ListParagraph"/>
+        <w:numPr>
+          <w:ilvl w:val="0"/>
+          <w:numId w:val="38"/>
+        </w:numPr>
+      </w:pPr>
+      <w:r>
+        <w:t>Choose Red Fill.</w:t>
+      </w:r>
+    </w:p>
+    <w:p>
+      <w:pPr>
+        <w:pStyle w:val="ListParagraph"/>
+        <w:numPr>
+          <w:ilvl w:val="0"/>
+          <w:numId w:val="38"/>
+        </w:numPr>
+      </w:pPr>
+      <w:r>
+        <w:t>Click OK.</w:t>
+      </w:r>
+    </w:p>
+    <w:p>
+      <w:pPr>
         <w:rPr>
           <w:b/>
           <w:bCs/>
         </w:rPr>
       </w:pPr>
-      <w:r>
+    </w:p>
+    <w:p>
+      <w:pPr>
         <w:rPr>
           <w:b/>
           <w:bCs/>
+        </w:rPr>
+      </w:pPr>
+      <w:r>
+        <w:rPr>
+          <w:b/>
+          <w:bCs/>
+          <w:noProof/>
         </w:rPr>
         <w:drawing>
           <wp:inline distT="0" distB="0" distL="0" distR="0" wp14:anchorId="65372514" wp14:editId="46FE36D3">
@@ -627,15 +1162,76 @@
           <w:b/>
           <w:bCs/>
         </w:rPr>
-        <w:t xml:space="preserve">Q8 </w:t>
-      </w:r>
-      <w:r>
+        <w:t>Q8 Apply above average conditional formatting to marks.</w:t>
+      </w:r>
+    </w:p>
+    <w:p>
+      <w:pPr>
+        <w:pStyle w:val="ListParagraph"/>
+        <w:numPr>
+          <w:ilvl w:val="0"/>
+          <w:numId w:val="40"/>
+        </w:numPr>
+      </w:pPr>
+      <w:r>
+        <w:t>Select Marks column.</w:t>
+      </w:r>
+    </w:p>
+    <w:p>
+      <w:pPr>
+        <w:pStyle w:val="ListParagraph"/>
+        <w:numPr>
+          <w:ilvl w:val="0"/>
+          <w:numId w:val="40"/>
+        </w:numPr>
+      </w:pPr>
+      <w:r>
+        <w:t>Go to Conditional Formatting.</w:t>
+      </w:r>
+    </w:p>
+    <w:p>
+      <w:pPr>
+        <w:pStyle w:val="ListParagraph"/>
+        <w:numPr>
+          <w:ilvl w:val="0"/>
+          <w:numId w:val="40"/>
+        </w:numPr>
+      </w:pPr>
+      <w:r>
+        <w:t>Click Top/Bottom Rules → Above Average.</w:t>
+      </w:r>
+    </w:p>
+    <w:p>
+      <w:pPr>
+        <w:pStyle w:val="ListParagraph"/>
+        <w:numPr>
+          <w:ilvl w:val="0"/>
+          <w:numId w:val="40"/>
+        </w:numPr>
+      </w:pPr>
+      <w:r>
+        <w:t>Choose a formatting style.</w:t>
+      </w:r>
+    </w:p>
+    <w:p>
+      <w:pPr>
+        <w:pStyle w:val="ListParagraph"/>
+        <w:numPr>
+          <w:ilvl w:val="0"/>
+          <w:numId w:val="40"/>
+        </w:numPr>
+      </w:pPr>
+      <w:r>
+        <w:t>Click OK.</w:t>
+      </w:r>
+    </w:p>
+    <w:p>
+      <w:pPr>
         <w:rPr>
           <w:b/>
           <w:bCs/>
         </w:rPr>
-        <w:t>Apply above average conditional formatting to marks.</w:t>
-      </w:r>
+      </w:pPr>
     </w:p>
     <w:p>
       <w:pPr>
@@ -648,7 +1244,9 @@
         <w:rPr>
           <w:b/>
           <w:bCs/>
+          <w:noProof/>
         </w:rPr>
+        <w:lastRenderedPageBreak/>
         <w:drawing>
           <wp:inline distT="0" distB="0" distL="0" distR="0" wp14:anchorId="7809B38F" wp14:editId="2DB4D962">
             <wp:extent cx="5731510" cy="3601720"/>
@@ -709,42 +1307,92 @@
           <w:bCs/>
         </w:rPr>
       </w:pPr>
-    </w:p>
-    <w:p>
-      <w:pPr>
+      <w:r>
         <w:rPr>
           <w:b/>
           <w:bCs/>
         </w:rPr>
-      </w:pPr>
-      <w:r>
+        <w:t>Q9 Apply data bars to visualize marks.</w:t>
+      </w:r>
+    </w:p>
+    <w:p>
+      <w:pPr>
+        <w:pStyle w:val="ListParagraph"/>
+        <w:numPr>
+          <w:ilvl w:val="0"/>
+          <w:numId w:val="44"/>
+        </w:numPr>
+      </w:pPr>
+      <w:r>
+        <w:t>Select Marks column.</w:t>
+      </w:r>
+    </w:p>
+    <w:p>
+      <w:pPr>
+        <w:pStyle w:val="ListParagraph"/>
+        <w:numPr>
+          <w:ilvl w:val="0"/>
+          <w:numId w:val="44"/>
+        </w:numPr>
+      </w:pPr>
+      <w:r>
+        <w:t>Go to Conditional Formatting.</w:t>
+      </w:r>
+    </w:p>
+    <w:p>
+      <w:pPr>
+        <w:pStyle w:val="ListParagraph"/>
+        <w:numPr>
+          <w:ilvl w:val="0"/>
+          <w:numId w:val="44"/>
+        </w:numPr>
+      </w:pPr>
+      <w:r>
+        <w:t>Click Data Bars.</w:t>
+      </w:r>
+    </w:p>
+    <w:p>
+      <w:pPr>
+        <w:pStyle w:val="ListParagraph"/>
+        <w:numPr>
+          <w:ilvl w:val="0"/>
+          <w:numId w:val="44"/>
+        </w:numPr>
+      </w:pPr>
+      <w:r>
+        <w:t xml:space="preserve">Choose any </w:t>
+      </w:r>
+      <w:proofErr w:type="spellStart"/>
+      <w:r>
+        <w:t>color</w:t>
+      </w:r>
+      <w:proofErr w:type="spellEnd"/>
+      <w:r>
+        <w:t xml:space="preserve"> style.</w:t>
+      </w:r>
+    </w:p>
+    <w:p>
+      <w:pPr>
         <w:rPr>
           <w:b/>
           <w:bCs/>
         </w:rPr>
-        <w:lastRenderedPageBreak/>
-        <w:t xml:space="preserve">Q9 </w:t>
-      </w:r>
-      <w:r>
+      </w:pPr>
+    </w:p>
+    <w:p>
+      <w:pPr>
         <w:rPr>
           <w:b/>
           <w:bCs/>
         </w:rPr>
-        <w:t>Apply data bars to visualize marks.</w:t>
-      </w:r>
-    </w:p>
-    <w:p>
-      <w:pPr>
+      </w:pPr>
+      <w:r>
         <w:rPr>
           <w:b/>
           <w:bCs/>
+          <w:noProof/>
         </w:rPr>
-      </w:pPr>
-      <w:r>
-        <w:rPr>
-          <w:b/>
-          <w:bCs/>
-        </w:rPr>
+        <w:lastRenderedPageBreak/>
         <w:drawing>
           <wp:inline distT="0" distB="0" distL="0" distR="0" wp14:anchorId="5FB98827" wp14:editId="780B2063">
             <wp:extent cx="5731510" cy="3601720"/>
@@ -802,14 +1450,7 @@
           <w:b/>
           <w:bCs/>
         </w:rPr>
-        <w:t xml:space="preserve">10 </w:t>
-      </w:r>
-      <w:r>
-        <w:rPr>
-          <w:b/>
-          <w:bCs/>
-        </w:rPr>
-        <w:t xml:space="preserve"> Apply</w:t>
+        <w:t>10  Apply</w:t>
       </w:r>
       <w:proofErr w:type="gramEnd"/>
       <w:r>
@@ -822,15 +1463,72 @@
     </w:p>
     <w:p>
       <w:pPr>
+        <w:pStyle w:val="ListParagraph"/>
+        <w:numPr>
+          <w:ilvl w:val="0"/>
+          <w:numId w:val="46"/>
+        </w:numPr>
+      </w:pPr>
+      <w:r>
+        <w:t>Select Marks column.</w:t>
+      </w:r>
+    </w:p>
+    <w:p>
+      <w:pPr>
+        <w:pStyle w:val="ListParagraph"/>
+        <w:numPr>
+          <w:ilvl w:val="0"/>
+          <w:numId w:val="46"/>
+        </w:numPr>
+      </w:pPr>
+      <w:r>
+        <w:t>Go to Conditional Formatting.</w:t>
+      </w:r>
+    </w:p>
+    <w:p>
+      <w:pPr>
+        <w:pStyle w:val="ListParagraph"/>
+        <w:numPr>
+          <w:ilvl w:val="0"/>
+          <w:numId w:val="46"/>
+        </w:numPr>
+      </w:pPr>
+      <w:r>
+        <w:t>Click Colour Scales.</w:t>
+      </w:r>
+    </w:p>
+    <w:p>
+      <w:pPr>
+        <w:pStyle w:val="ListParagraph"/>
+        <w:numPr>
+          <w:ilvl w:val="0"/>
+          <w:numId w:val="46"/>
+        </w:numPr>
+      </w:pPr>
+      <w:r>
+        <w:t>Choose a gradient style (e.g., Red-Yellow-Green).</w:t>
+      </w:r>
+    </w:p>
+    <w:p>
+      <w:pPr>
         <w:rPr>
           <w:b/>
           <w:bCs/>
         </w:rPr>
       </w:pPr>
-      <w:r>
+    </w:p>
+    <w:p>
+      <w:pPr>
         <w:rPr>
           <w:b/>
           <w:bCs/>
+        </w:rPr>
+      </w:pPr>
+      <w:r>
+        <w:rPr>
+          <w:b/>
+          <w:bCs/>
+          <w:noProof/>
         </w:rPr>
         <w:drawing>
           <wp:inline distT="0" distB="0" distL="0" distR="0" wp14:anchorId="1F40082D" wp14:editId="293DAF0A">
@@ -876,45 +1574,70 @@
           <w:bCs/>
         </w:rPr>
       </w:pPr>
-    </w:p>
-    <w:p>
-      <w:pPr>
-        <w:rPr>
-          <w:b/>
-          <w:bCs/>
-        </w:rPr>
-      </w:pPr>
-    </w:p>
-    <w:p>
-      <w:pPr>
-        <w:rPr>
-          <w:b/>
-          <w:bCs/>
-        </w:rPr>
-      </w:pPr>
-    </w:p>
-    <w:p>
-      <w:pPr>
-        <w:rPr>
-          <w:b/>
-          <w:bCs/>
-        </w:rPr>
-      </w:pPr>
       <w:r>
         <w:rPr>
           <w:b/>
           <w:bCs/>
         </w:rPr>
         <w:lastRenderedPageBreak/>
-        <w:t xml:space="preserve">Q11 </w:t>
-      </w:r>
-      <w:r>
+        <w:t>Q11 Use icon sets to indicate performance level.</w:t>
+      </w:r>
+    </w:p>
+    <w:p>
+      <w:pPr>
+        <w:pStyle w:val="ListParagraph"/>
+        <w:numPr>
+          <w:ilvl w:val="0"/>
+          <w:numId w:val="48"/>
+        </w:numPr>
+      </w:pPr>
+      <w:r>
+        <w:t>Select Marks column.</w:t>
+      </w:r>
+    </w:p>
+    <w:p>
+      <w:pPr>
+        <w:pStyle w:val="ListParagraph"/>
+        <w:numPr>
+          <w:ilvl w:val="0"/>
+          <w:numId w:val="48"/>
+        </w:numPr>
+      </w:pPr>
+      <w:r>
+        <w:t>Go to Conditional Formatting.</w:t>
+      </w:r>
+    </w:p>
+    <w:p>
+      <w:pPr>
+        <w:pStyle w:val="ListParagraph"/>
+        <w:numPr>
+          <w:ilvl w:val="0"/>
+          <w:numId w:val="48"/>
+        </w:numPr>
+      </w:pPr>
+      <w:r>
+        <w:t>Click Icon Sets.</w:t>
+      </w:r>
+    </w:p>
+    <w:p>
+      <w:pPr>
+        <w:pStyle w:val="ListParagraph"/>
+        <w:numPr>
+          <w:ilvl w:val="0"/>
+          <w:numId w:val="48"/>
+        </w:numPr>
+      </w:pPr>
+      <w:r>
+        <w:t>Choose any icon style (e.g., Traffic Lights or Arrows).</w:t>
+      </w:r>
+    </w:p>
+    <w:p>
+      <w:pPr>
         <w:rPr>
           <w:b/>
           <w:bCs/>
         </w:rPr>
-        <w:t>Use icon sets to indicate performance level.</w:t>
-      </w:r>
+      </w:pPr>
     </w:p>
     <w:p>
       <w:pPr>
@@ -927,6 +1650,7 @@
         <w:rPr>
           <w:b/>
           <w:bCs/>
+          <w:noProof/>
         </w:rPr>
         <w:drawing>
           <wp:inline distT="0" distB="0" distL="0" distR="0" wp14:anchorId="011917CB" wp14:editId="322FDCDA">
@@ -982,16 +1706,86 @@
     </w:p>
     <w:p>
       <w:pPr>
+        <w:pStyle w:val="ListParagraph"/>
+        <w:numPr>
+          <w:ilvl w:val="0"/>
+          <w:numId w:val="50"/>
+        </w:numPr>
+      </w:pPr>
+      <w:r>
+        <w:t>Select the complete data table.</w:t>
+      </w:r>
+    </w:p>
+    <w:p>
+      <w:pPr>
+        <w:pStyle w:val="ListParagraph"/>
+        <w:numPr>
+          <w:ilvl w:val="0"/>
+          <w:numId w:val="50"/>
+        </w:numPr>
+      </w:pPr>
+      <w:r>
+        <w:t>Go to Data tab.</w:t>
+      </w:r>
+    </w:p>
+    <w:p>
+      <w:pPr>
+        <w:pStyle w:val="ListParagraph"/>
+        <w:numPr>
+          <w:ilvl w:val="0"/>
+          <w:numId w:val="50"/>
+        </w:numPr>
+      </w:pPr>
+      <w:r>
+        <w:t>Click Remove Duplicates.</w:t>
+      </w:r>
+    </w:p>
+    <w:p>
+      <w:pPr>
+        <w:pStyle w:val="ListParagraph"/>
+        <w:numPr>
+          <w:ilvl w:val="0"/>
+          <w:numId w:val="50"/>
+        </w:numPr>
+      </w:pPr>
+      <w:r>
+        <w:t>Ensure “My data has headers” is checked.</w:t>
+      </w:r>
+    </w:p>
+    <w:p>
+      <w:pPr>
+        <w:pStyle w:val="ListParagraph"/>
+        <w:numPr>
+          <w:ilvl w:val="0"/>
+          <w:numId w:val="50"/>
+        </w:numPr>
+      </w:pPr>
+      <w:r>
+        <w:t>Click OK.</w:t>
+      </w:r>
+    </w:p>
+    <w:p>
+      <w:pPr>
         <w:rPr>
           <w:b/>
           <w:bCs/>
         </w:rPr>
       </w:pPr>
-      <w:r>
+    </w:p>
+    <w:p>
+      <w:pPr>
         <w:rPr>
           <w:b/>
           <w:bCs/>
         </w:rPr>
+      </w:pPr>
+      <w:r>
+        <w:rPr>
+          <w:b/>
+          <w:bCs/>
+          <w:noProof/>
+        </w:rPr>
+        <w:lastRenderedPageBreak/>
         <w:drawing>
           <wp:inline distT="0" distB="0" distL="0" distR="0" wp14:anchorId="573218D5" wp14:editId="7FFDA181">
             <wp:extent cx="5731510" cy="3187700"/>
@@ -1191,6 +1985,92 @@
     </w:lvl>
   </w:abstractNum>
   <w:abstractNum w:abstractNumId="1" w15:restartNumberingAfterBreak="0">
+    <w:nsid w:val="0B8E7C98"/>
+    <w:multiLevelType w:val="multilevel"/>
+    <w:tmpl w:val="4009001D"/>
+    <w:lvl w:ilvl="0">
+      <w:start w:val="1"/>
+      <w:numFmt w:val="decimal"/>
+      <w:lvlText w:val="%1)"/>
+      <w:lvlJc w:val="left"/>
+      <w:pPr>
+        <w:ind w:left="360" w:hanging="360"/>
+      </w:pPr>
+    </w:lvl>
+    <w:lvl w:ilvl="1">
+      <w:start w:val="1"/>
+      <w:numFmt w:val="lowerLetter"/>
+      <w:lvlText w:val="%2)"/>
+      <w:lvlJc w:val="left"/>
+      <w:pPr>
+        <w:ind w:left="720" w:hanging="360"/>
+      </w:pPr>
+    </w:lvl>
+    <w:lvl w:ilvl="2">
+      <w:start w:val="1"/>
+      <w:numFmt w:val="lowerRoman"/>
+      <w:lvlText w:val="%3)"/>
+      <w:lvlJc w:val="left"/>
+      <w:pPr>
+        <w:ind w:left="1080" w:hanging="360"/>
+      </w:pPr>
+    </w:lvl>
+    <w:lvl w:ilvl="3">
+      <w:start w:val="1"/>
+      <w:numFmt w:val="decimal"/>
+      <w:lvlText w:val="(%4)"/>
+      <w:lvlJc w:val="left"/>
+      <w:pPr>
+        <w:ind w:left="1440" w:hanging="360"/>
+      </w:pPr>
+    </w:lvl>
+    <w:lvl w:ilvl="4">
+      <w:start w:val="1"/>
+      <w:numFmt w:val="lowerLetter"/>
+      <w:lvlText w:val="(%5)"/>
+      <w:lvlJc w:val="left"/>
+      <w:pPr>
+        <w:ind w:left="1800" w:hanging="360"/>
+      </w:pPr>
+    </w:lvl>
+    <w:lvl w:ilvl="5">
+      <w:start w:val="1"/>
+      <w:numFmt w:val="lowerRoman"/>
+      <w:lvlText w:val="(%6)"/>
+      <w:lvlJc w:val="left"/>
+      <w:pPr>
+        <w:ind w:left="2160" w:hanging="360"/>
+      </w:pPr>
+    </w:lvl>
+    <w:lvl w:ilvl="6">
+      <w:start w:val="1"/>
+      <w:numFmt w:val="decimal"/>
+      <w:lvlText w:val="%7."/>
+      <w:lvlJc w:val="left"/>
+      <w:pPr>
+        <w:ind w:left="2520" w:hanging="360"/>
+      </w:pPr>
+    </w:lvl>
+    <w:lvl w:ilvl="7">
+      <w:start w:val="1"/>
+      <w:numFmt w:val="lowerLetter"/>
+      <w:lvlText w:val="%8."/>
+      <w:lvlJc w:val="left"/>
+      <w:pPr>
+        <w:ind w:left="2880" w:hanging="360"/>
+      </w:pPr>
+    </w:lvl>
+    <w:lvl w:ilvl="8">
+      <w:start w:val="1"/>
+      <w:numFmt w:val="lowerRoman"/>
+      <w:lvlText w:val="%9."/>
+      <w:lvlJc w:val="left"/>
+      <w:pPr>
+        <w:ind w:left="3240" w:hanging="360"/>
+      </w:pPr>
+    </w:lvl>
+  </w:abstractNum>
+  <w:abstractNum w:abstractNumId="2" w15:restartNumberingAfterBreak="0">
     <w:nsid w:val="1137210D"/>
     <w:multiLevelType w:val="multilevel"/>
     <w:tmpl w:val="372E6DC6"/>
@@ -1339,7 +2219,7 @@
       </w:rPr>
     </w:lvl>
   </w:abstractNum>
-  <w:abstractNum w:abstractNumId="2" w15:restartNumberingAfterBreak="0">
+  <w:abstractNum w:abstractNumId="3" w15:restartNumberingAfterBreak="0">
     <w:nsid w:val="12C65882"/>
     <w:multiLevelType w:val="hybridMultilevel"/>
     <w:tmpl w:val="734C8A68"/>
@@ -1425,7 +2305,7 @@
       </w:pPr>
     </w:lvl>
   </w:abstractNum>
-  <w:abstractNum w:abstractNumId="3" w15:restartNumberingAfterBreak="0">
+  <w:abstractNum w:abstractNumId="4" w15:restartNumberingAfterBreak="0">
     <w:nsid w:val="12FA406A"/>
     <w:multiLevelType w:val="multilevel"/>
     <w:tmpl w:val="C07620FE"/>
@@ -1574,7 +2454,119 @@
       </w:rPr>
     </w:lvl>
   </w:abstractNum>
-  <w:abstractNum w:abstractNumId="4" w15:restartNumberingAfterBreak="0">
+  <w:abstractNum w:abstractNumId="5" w15:restartNumberingAfterBreak="0">
+    <w:nsid w:val="14F81247"/>
+    <w:multiLevelType w:val="hybridMultilevel"/>
+    <w:tmpl w:val="4D982A30"/>
+    <w:lvl w:ilvl="0" w:tplc="E5EE8F1A">
+      <w:numFmt w:val="bullet"/>
+      <w:lvlText w:val=""/>
+      <w:lvlJc w:val="left"/>
+      <w:pPr>
+        <w:ind w:left="720" w:hanging="360"/>
+      </w:pPr>
+      <w:rPr>
+        <w:rFonts w:ascii="Calibri" w:eastAsiaTheme="minorHAnsi" w:hAnsi="Calibri" w:cs="Calibri" w:hint="default"/>
+      </w:rPr>
+    </w:lvl>
+    <w:lvl w:ilvl="1" w:tplc="40090003" w:tentative="1">
+      <w:start w:val="1"/>
+      <w:numFmt w:val="bullet"/>
+      <w:lvlText w:val="o"/>
+      <w:lvlJc w:val="left"/>
+      <w:pPr>
+        <w:ind w:left="1440" w:hanging="360"/>
+      </w:pPr>
+      <w:rPr>
+        <w:rFonts w:ascii="Courier New" w:hAnsi="Courier New" w:cs="Courier New" w:hint="default"/>
+      </w:rPr>
+    </w:lvl>
+    <w:lvl w:ilvl="2" w:tplc="40090005" w:tentative="1">
+      <w:start w:val="1"/>
+      <w:numFmt w:val="bullet"/>
+      <w:lvlText w:val=""/>
+      <w:lvlJc w:val="left"/>
+      <w:pPr>
+        <w:ind w:left="2160" w:hanging="360"/>
+      </w:pPr>
+      <w:rPr>
+        <w:rFonts w:ascii="Wingdings" w:hAnsi="Wingdings" w:hint="default"/>
+      </w:rPr>
+    </w:lvl>
+    <w:lvl w:ilvl="3" w:tplc="40090001" w:tentative="1">
+      <w:start w:val="1"/>
+      <w:numFmt w:val="bullet"/>
+      <w:lvlText w:val=""/>
+      <w:lvlJc w:val="left"/>
+      <w:pPr>
+        <w:ind w:left="2880" w:hanging="360"/>
+      </w:pPr>
+      <w:rPr>
+        <w:rFonts w:ascii="Symbol" w:hAnsi="Symbol" w:hint="default"/>
+      </w:rPr>
+    </w:lvl>
+    <w:lvl w:ilvl="4" w:tplc="40090003" w:tentative="1">
+      <w:start w:val="1"/>
+      <w:numFmt w:val="bullet"/>
+      <w:lvlText w:val="o"/>
+      <w:lvlJc w:val="left"/>
+      <w:pPr>
+        <w:ind w:left="3600" w:hanging="360"/>
+      </w:pPr>
+      <w:rPr>
+        <w:rFonts w:ascii="Courier New" w:hAnsi="Courier New" w:cs="Courier New" w:hint="default"/>
+      </w:rPr>
+    </w:lvl>
+    <w:lvl w:ilvl="5" w:tplc="40090005" w:tentative="1">
+      <w:start w:val="1"/>
+      <w:numFmt w:val="bullet"/>
+      <w:lvlText w:val=""/>
+      <w:lvlJc w:val="left"/>
+      <w:pPr>
+        <w:ind w:left="4320" w:hanging="360"/>
+      </w:pPr>
+      <w:rPr>
+        <w:rFonts w:ascii="Wingdings" w:hAnsi="Wingdings" w:hint="default"/>
+      </w:rPr>
+    </w:lvl>
+    <w:lvl w:ilvl="6" w:tplc="40090001" w:tentative="1">
+      <w:start w:val="1"/>
+      <w:numFmt w:val="bullet"/>
+      <w:lvlText w:val=""/>
+      <w:lvlJc w:val="left"/>
+      <w:pPr>
+        <w:ind w:left="5040" w:hanging="360"/>
+      </w:pPr>
+      <w:rPr>
+        <w:rFonts w:ascii="Symbol" w:hAnsi="Symbol" w:hint="default"/>
+      </w:rPr>
+    </w:lvl>
+    <w:lvl w:ilvl="7" w:tplc="40090003" w:tentative="1">
+      <w:start w:val="1"/>
+      <w:numFmt w:val="bullet"/>
+      <w:lvlText w:val="o"/>
+      <w:lvlJc w:val="left"/>
+      <w:pPr>
+        <w:ind w:left="5760" w:hanging="360"/>
+      </w:pPr>
+      <w:rPr>
+        <w:rFonts w:ascii="Courier New" w:hAnsi="Courier New" w:cs="Courier New" w:hint="default"/>
+      </w:rPr>
+    </w:lvl>
+    <w:lvl w:ilvl="8" w:tplc="40090005" w:tentative="1">
+      <w:start w:val="1"/>
+      <w:numFmt w:val="bullet"/>
+      <w:lvlText w:val=""/>
+      <w:lvlJc w:val="left"/>
+      <w:pPr>
+        <w:ind w:left="6480" w:hanging="360"/>
+      </w:pPr>
+      <w:rPr>
+        <w:rFonts w:ascii="Wingdings" w:hAnsi="Wingdings" w:hint="default"/>
+      </w:rPr>
+    </w:lvl>
+  </w:abstractNum>
+  <w:abstractNum w:abstractNumId="6" w15:restartNumberingAfterBreak="0">
     <w:nsid w:val="15B74372"/>
     <w:multiLevelType w:val="hybridMultilevel"/>
     <w:tmpl w:val="332A393A"/>
@@ -1663,7 +2655,7 @@
       </w:pPr>
     </w:lvl>
   </w:abstractNum>
-  <w:abstractNum w:abstractNumId="5" w15:restartNumberingAfterBreak="0">
+  <w:abstractNum w:abstractNumId="7" w15:restartNumberingAfterBreak="0">
     <w:nsid w:val="15F933BD"/>
     <w:multiLevelType w:val="multilevel"/>
     <w:tmpl w:val="13B69C06"/>
@@ -1812,7 +2804,7 @@
       </w:rPr>
     </w:lvl>
   </w:abstractNum>
-  <w:abstractNum w:abstractNumId="6" w15:restartNumberingAfterBreak="0">
+  <w:abstractNum w:abstractNumId="8" w15:restartNumberingAfterBreak="0">
     <w:nsid w:val="1E375416"/>
     <w:multiLevelType w:val="hybridMultilevel"/>
     <w:tmpl w:val="11AE8BFA"/>
@@ -1898,7 +2890,7 @@
       </w:pPr>
     </w:lvl>
   </w:abstractNum>
-  <w:abstractNum w:abstractNumId="7" w15:restartNumberingAfterBreak="0">
+  <w:abstractNum w:abstractNumId="9" w15:restartNumberingAfterBreak="0">
     <w:nsid w:val="1E5D7ED9"/>
     <w:multiLevelType w:val="multilevel"/>
     <w:tmpl w:val="5E183242"/>
@@ -2047,7 +3039,7 @@
       </w:rPr>
     </w:lvl>
   </w:abstractNum>
-  <w:abstractNum w:abstractNumId="8" w15:restartNumberingAfterBreak="0">
+  <w:abstractNum w:abstractNumId="10" w15:restartNumberingAfterBreak="0">
     <w:nsid w:val="2251238D"/>
     <w:multiLevelType w:val="multilevel"/>
     <w:tmpl w:val="37DA0956"/>
@@ -2196,7 +3188,7 @@
       </w:rPr>
     </w:lvl>
   </w:abstractNum>
-  <w:abstractNum w:abstractNumId="9" w15:restartNumberingAfterBreak="0">
+  <w:abstractNum w:abstractNumId="11" w15:restartNumberingAfterBreak="0">
     <w:nsid w:val="24551514"/>
     <w:multiLevelType w:val="multilevel"/>
     <w:tmpl w:val="A406034A"/>
@@ -2345,7 +3337,490 @@
       </w:rPr>
     </w:lvl>
   </w:abstractNum>
-  <w:abstractNum w:abstractNumId="10" w15:restartNumberingAfterBreak="0">
+  <w:abstractNum w:abstractNumId="12" w15:restartNumberingAfterBreak="0">
+    <w:nsid w:val="273B387C"/>
+    <w:multiLevelType w:val="multilevel"/>
+    <w:tmpl w:val="4009001D"/>
+    <w:lvl w:ilvl="0">
+      <w:start w:val="1"/>
+      <w:numFmt w:val="decimal"/>
+      <w:lvlText w:val="%1)"/>
+      <w:lvlJc w:val="left"/>
+      <w:pPr>
+        <w:ind w:left="360" w:hanging="360"/>
+      </w:pPr>
+    </w:lvl>
+    <w:lvl w:ilvl="1">
+      <w:start w:val="1"/>
+      <w:numFmt w:val="lowerLetter"/>
+      <w:lvlText w:val="%2)"/>
+      <w:lvlJc w:val="left"/>
+      <w:pPr>
+        <w:ind w:left="720" w:hanging="360"/>
+      </w:pPr>
+    </w:lvl>
+    <w:lvl w:ilvl="2">
+      <w:start w:val="1"/>
+      <w:numFmt w:val="lowerRoman"/>
+      <w:lvlText w:val="%3)"/>
+      <w:lvlJc w:val="left"/>
+      <w:pPr>
+        <w:ind w:left="1080" w:hanging="360"/>
+      </w:pPr>
+    </w:lvl>
+    <w:lvl w:ilvl="3">
+      <w:start w:val="1"/>
+      <w:numFmt w:val="decimal"/>
+      <w:lvlText w:val="(%4)"/>
+      <w:lvlJc w:val="left"/>
+      <w:pPr>
+        <w:ind w:left="1440" w:hanging="360"/>
+      </w:pPr>
+    </w:lvl>
+    <w:lvl w:ilvl="4">
+      <w:start w:val="1"/>
+      <w:numFmt w:val="lowerLetter"/>
+      <w:lvlText w:val="(%5)"/>
+      <w:lvlJc w:val="left"/>
+      <w:pPr>
+        <w:ind w:left="1800" w:hanging="360"/>
+      </w:pPr>
+    </w:lvl>
+    <w:lvl w:ilvl="5">
+      <w:start w:val="1"/>
+      <w:numFmt w:val="lowerRoman"/>
+      <w:lvlText w:val="(%6)"/>
+      <w:lvlJc w:val="left"/>
+      <w:pPr>
+        <w:ind w:left="2160" w:hanging="360"/>
+      </w:pPr>
+    </w:lvl>
+    <w:lvl w:ilvl="6">
+      <w:start w:val="1"/>
+      <w:numFmt w:val="decimal"/>
+      <w:lvlText w:val="%7."/>
+      <w:lvlJc w:val="left"/>
+      <w:pPr>
+        <w:ind w:left="2520" w:hanging="360"/>
+      </w:pPr>
+    </w:lvl>
+    <w:lvl w:ilvl="7">
+      <w:start w:val="1"/>
+      <w:numFmt w:val="lowerLetter"/>
+      <w:lvlText w:val="%8."/>
+      <w:lvlJc w:val="left"/>
+      <w:pPr>
+        <w:ind w:left="2880" w:hanging="360"/>
+      </w:pPr>
+    </w:lvl>
+    <w:lvl w:ilvl="8">
+      <w:start w:val="1"/>
+      <w:numFmt w:val="lowerRoman"/>
+      <w:lvlText w:val="%9."/>
+      <w:lvlJc w:val="left"/>
+      <w:pPr>
+        <w:ind w:left="3240" w:hanging="360"/>
+      </w:pPr>
+    </w:lvl>
+  </w:abstractNum>
+  <w:abstractNum w:abstractNumId="13" w15:restartNumberingAfterBreak="0">
+    <w:nsid w:val="2A3A3461"/>
+    <w:multiLevelType w:val="multilevel"/>
+    <w:tmpl w:val="47342ACE"/>
+    <w:lvl w:ilvl="0">
+      <w:start w:val="1"/>
+      <w:numFmt w:val="decimal"/>
+      <w:lvlText w:val="%1."/>
+      <w:lvlJc w:val="left"/>
+      <w:pPr>
+        <w:tabs>
+          <w:tab w:val="num" w:pos="720"/>
+        </w:tabs>
+        <w:ind w:left="720" w:hanging="360"/>
+      </w:pPr>
+    </w:lvl>
+    <w:lvl w:ilvl="1" w:tentative="1">
+      <w:start w:val="1"/>
+      <w:numFmt w:val="decimal"/>
+      <w:lvlText w:val="%2."/>
+      <w:lvlJc w:val="left"/>
+      <w:pPr>
+        <w:tabs>
+          <w:tab w:val="num" w:pos="1440"/>
+        </w:tabs>
+        <w:ind w:left="1440" w:hanging="360"/>
+      </w:pPr>
+    </w:lvl>
+    <w:lvl w:ilvl="2" w:tentative="1">
+      <w:start w:val="1"/>
+      <w:numFmt w:val="decimal"/>
+      <w:lvlText w:val="%3."/>
+      <w:lvlJc w:val="left"/>
+      <w:pPr>
+        <w:tabs>
+          <w:tab w:val="num" w:pos="2160"/>
+        </w:tabs>
+        <w:ind w:left="2160" w:hanging="360"/>
+      </w:pPr>
+    </w:lvl>
+    <w:lvl w:ilvl="3" w:tentative="1">
+      <w:start w:val="1"/>
+      <w:numFmt w:val="decimal"/>
+      <w:lvlText w:val="%4."/>
+      <w:lvlJc w:val="left"/>
+      <w:pPr>
+        <w:tabs>
+          <w:tab w:val="num" w:pos="2880"/>
+        </w:tabs>
+        <w:ind w:left="2880" w:hanging="360"/>
+      </w:pPr>
+    </w:lvl>
+    <w:lvl w:ilvl="4" w:tentative="1">
+      <w:start w:val="1"/>
+      <w:numFmt w:val="decimal"/>
+      <w:lvlText w:val="%5."/>
+      <w:lvlJc w:val="left"/>
+      <w:pPr>
+        <w:tabs>
+          <w:tab w:val="num" w:pos="3600"/>
+        </w:tabs>
+        <w:ind w:left="3600" w:hanging="360"/>
+      </w:pPr>
+    </w:lvl>
+    <w:lvl w:ilvl="5" w:tentative="1">
+      <w:start w:val="1"/>
+      <w:numFmt w:val="decimal"/>
+      <w:lvlText w:val="%6."/>
+      <w:lvlJc w:val="left"/>
+      <w:pPr>
+        <w:tabs>
+          <w:tab w:val="num" w:pos="4320"/>
+        </w:tabs>
+        <w:ind w:left="4320" w:hanging="360"/>
+      </w:pPr>
+    </w:lvl>
+    <w:lvl w:ilvl="6" w:tentative="1">
+      <w:start w:val="1"/>
+      <w:numFmt w:val="decimal"/>
+      <w:lvlText w:val="%7."/>
+      <w:lvlJc w:val="left"/>
+      <w:pPr>
+        <w:tabs>
+          <w:tab w:val="num" w:pos="5040"/>
+        </w:tabs>
+        <w:ind w:left="5040" w:hanging="360"/>
+      </w:pPr>
+    </w:lvl>
+    <w:lvl w:ilvl="7" w:tentative="1">
+      <w:start w:val="1"/>
+      <w:numFmt w:val="decimal"/>
+      <w:lvlText w:val="%8."/>
+      <w:lvlJc w:val="left"/>
+      <w:pPr>
+        <w:tabs>
+          <w:tab w:val="num" w:pos="5760"/>
+        </w:tabs>
+        <w:ind w:left="5760" w:hanging="360"/>
+      </w:pPr>
+    </w:lvl>
+    <w:lvl w:ilvl="8" w:tentative="1">
+      <w:start w:val="1"/>
+      <w:numFmt w:val="decimal"/>
+      <w:lvlText w:val="%9."/>
+      <w:lvlJc w:val="left"/>
+      <w:pPr>
+        <w:tabs>
+          <w:tab w:val="num" w:pos="6480"/>
+        </w:tabs>
+        <w:ind w:left="6480" w:hanging="360"/>
+      </w:pPr>
+    </w:lvl>
+  </w:abstractNum>
+  <w:abstractNum w:abstractNumId="14" w15:restartNumberingAfterBreak="0">
+    <w:nsid w:val="2A4F5DE4"/>
+    <w:multiLevelType w:val="multilevel"/>
+    <w:tmpl w:val="4009001D"/>
+    <w:lvl w:ilvl="0">
+      <w:start w:val="1"/>
+      <w:numFmt w:val="decimal"/>
+      <w:lvlText w:val="%1)"/>
+      <w:lvlJc w:val="left"/>
+      <w:pPr>
+        <w:ind w:left="360" w:hanging="360"/>
+      </w:pPr>
+    </w:lvl>
+    <w:lvl w:ilvl="1">
+      <w:start w:val="1"/>
+      <w:numFmt w:val="lowerLetter"/>
+      <w:lvlText w:val="%2)"/>
+      <w:lvlJc w:val="left"/>
+      <w:pPr>
+        <w:ind w:left="720" w:hanging="360"/>
+      </w:pPr>
+    </w:lvl>
+    <w:lvl w:ilvl="2">
+      <w:start w:val="1"/>
+      <w:numFmt w:val="lowerRoman"/>
+      <w:lvlText w:val="%3)"/>
+      <w:lvlJc w:val="left"/>
+      <w:pPr>
+        <w:ind w:left="1080" w:hanging="360"/>
+      </w:pPr>
+    </w:lvl>
+    <w:lvl w:ilvl="3">
+      <w:start w:val="1"/>
+      <w:numFmt w:val="decimal"/>
+      <w:lvlText w:val="(%4)"/>
+      <w:lvlJc w:val="left"/>
+      <w:pPr>
+        <w:ind w:left="1440" w:hanging="360"/>
+      </w:pPr>
+    </w:lvl>
+    <w:lvl w:ilvl="4">
+      <w:start w:val="1"/>
+      <w:numFmt w:val="lowerLetter"/>
+      <w:lvlText w:val="(%5)"/>
+      <w:lvlJc w:val="left"/>
+      <w:pPr>
+        <w:ind w:left="1800" w:hanging="360"/>
+      </w:pPr>
+    </w:lvl>
+    <w:lvl w:ilvl="5">
+      <w:start w:val="1"/>
+      <w:numFmt w:val="lowerRoman"/>
+      <w:lvlText w:val="(%6)"/>
+      <w:lvlJc w:val="left"/>
+      <w:pPr>
+        <w:ind w:left="2160" w:hanging="360"/>
+      </w:pPr>
+    </w:lvl>
+    <w:lvl w:ilvl="6">
+      <w:start w:val="1"/>
+      <w:numFmt w:val="decimal"/>
+      <w:lvlText w:val="%7."/>
+      <w:lvlJc w:val="left"/>
+      <w:pPr>
+        <w:ind w:left="2520" w:hanging="360"/>
+      </w:pPr>
+    </w:lvl>
+    <w:lvl w:ilvl="7">
+      <w:start w:val="1"/>
+      <w:numFmt w:val="lowerLetter"/>
+      <w:lvlText w:val="%8."/>
+      <w:lvlJc w:val="left"/>
+      <w:pPr>
+        <w:ind w:left="2880" w:hanging="360"/>
+      </w:pPr>
+    </w:lvl>
+    <w:lvl w:ilvl="8">
+      <w:start w:val="1"/>
+      <w:numFmt w:val="lowerRoman"/>
+      <w:lvlText w:val="%9."/>
+      <w:lvlJc w:val="left"/>
+      <w:pPr>
+        <w:ind w:left="3240" w:hanging="360"/>
+      </w:pPr>
+    </w:lvl>
+  </w:abstractNum>
+  <w:abstractNum w:abstractNumId="15" w15:restartNumberingAfterBreak="0">
+    <w:nsid w:val="2B6C031A"/>
+    <w:multiLevelType w:val="hybridMultilevel"/>
+    <w:tmpl w:val="39389CC0"/>
+    <w:lvl w:ilvl="0" w:tplc="2034AAF0">
+      <w:numFmt w:val="bullet"/>
+      <w:lvlText w:val=""/>
+      <w:lvlJc w:val="left"/>
+      <w:pPr>
+        <w:ind w:left="720" w:hanging="360"/>
+      </w:pPr>
+      <w:rPr>
+        <w:rFonts w:ascii="Calibri" w:eastAsiaTheme="minorHAnsi" w:hAnsi="Calibri" w:cs="Calibri" w:hint="default"/>
+      </w:rPr>
+    </w:lvl>
+    <w:lvl w:ilvl="1" w:tplc="40090003" w:tentative="1">
+      <w:start w:val="1"/>
+      <w:numFmt w:val="bullet"/>
+      <w:lvlText w:val="o"/>
+      <w:lvlJc w:val="left"/>
+      <w:pPr>
+        <w:ind w:left="1440" w:hanging="360"/>
+      </w:pPr>
+      <w:rPr>
+        <w:rFonts w:ascii="Courier New" w:hAnsi="Courier New" w:cs="Courier New" w:hint="default"/>
+      </w:rPr>
+    </w:lvl>
+    <w:lvl w:ilvl="2" w:tplc="40090005" w:tentative="1">
+      <w:start w:val="1"/>
+      <w:numFmt w:val="bullet"/>
+      <w:lvlText w:val=""/>
+      <w:lvlJc w:val="left"/>
+      <w:pPr>
+        <w:ind w:left="2160" w:hanging="360"/>
+      </w:pPr>
+      <w:rPr>
+        <w:rFonts w:ascii="Wingdings" w:hAnsi="Wingdings" w:hint="default"/>
+      </w:rPr>
+    </w:lvl>
+    <w:lvl w:ilvl="3" w:tplc="40090001" w:tentative="1">
+      <w:start w:val="1"/>
+      <w:numFmt w:val="bullet"/>
+      <w:lvlText w:val=""/>
+      <w:lvlJc w:val="left"/>
+      <w:pPr>
+        <w:ind w:left="2880" w:hanging="360"/>
+      </w:pPr>
+      <w:rPr>
+        <w:rFonts w:ascii="Symbol" w:hAnsi="Symbol" w:hint="default"/>
+      </w:rPr>
+    </w:lvl>
+    <w:lvl w:ilvl="4" w:tplc="40090003" w:tentative="1">
+      <w:start w:val="1"/>
+      <w:numFmt w:val="bullet"/>
+      <w:lvlText w:val="o"/>
+      <w:lvlJc w:val="left"/>
+      <w:pPr>
+        <w:ind w:left="3600" w:hanging="360"/>
+      </w:pPr>
+      <w:rPr>
+        <w:rFonts w:ascii="Courier New" w:hAnsi="Courier New" w:cs="Courier New" w:hint="default"/>
+      </w:rPr>
+    </w:lvl>
+    <w:lvl w:ilvl="5" w:tplc="40090005" w:tentative="1">
+      <w:start w:val="1"/>
+      <w:numFmt w:val="bullet"/>
+      <w:lvlText w:val=""/>
+      <w:lvlJc w:val="left"/>
+      <w:pPr>
+        <w:ind w:left="4320" w:hanging="360"/>
+      </w:pPr>
+      <w:rPr>
+        <w:rFonts w:ascii="Wingdings" w:hAnsi="Wingdings" w:hint="default"/>
+      </w:rPr>
+    </w:lvl>
+    <w:lvl w:ilvl="6" w:tplc="40090001" w:tentative="1">
+      <w:start w:val="1"/>
+      <w:numFmt w:val="bullet"/>
+      <w:lvlText w:val=""/>
+      <w:lvlJc w:val="left"/>
+      <w:pPr>
+        <w:ind w:left="5040" w:hanging="360"/>
+      </w:pPr>
+      <w:rPr>
+        <w:rFonts w:ascii="Symbol" w:hAnsi="Symbol" w:hint="default"/>
+      </w:rPr>
+    </w:lvl>
+    <w:lvl w:ilvl="7" w:tplc="40090003" w:tentative="1">
+      <w:start w:val="1"/>
+      <w:numFmt w:val="bullet"/>
+      <w:lvlText w:val="o"/>
+      <w:lvlJc w:val="left"/>
+      <w:pPr>
+        <w:ind w:left="5760" w:hanging="360"/>
+      </w:pPr>
+      <w:rPr>
+        <w:rFonts w:ascii="Courier New" w:hAnsi="Courier New" w:cs="Courier New" w:hint="default"/>
+      </w:rPr>
+    </w:lvl>
+    <w:lvl w:ilvl="8" w:tplc="40090005" w:tentative="1">
+      <w:start w:val="1"/>
+      <w:numFmt w:val="bullet"/>
+      <w:lvlText w:val=""/>
+      <w:lvlJc w:val="left"/>
+      <w:pPr>
+        <w:ind w:left="6480" w:hanging="360"/>
+      </w:pPr>
+      <w:rPr>
+        <w:rFonts w:ascii="Wingdings" w:hAnsi="Wingdings" w:hint="default"/>
+      </w:rPr>
+    </w:lvl>
+  </w:abstractNum>
+  <w:abstractNum w:abstractNumId="16" w15:restartNumberingAfterBreak="0">
+    <w:nsid w:val="2E441C2B"/>
+    <w:multiLevelType w:val="multilevel"/>
+    <w:tmpl w:val="4009001D"/>
+    <w:lvl w:ilvl="0">
+      <w:start w:val="1"/>
+      <w:numFmt w:val="decimal"/>
+      <w:lvlText w:val="%1)"/>
+      <w:lvlJc w:val="left"/>
+      <w:pPr>
+        <w:ind w:left="360" w:hanging="360"/>
+      </w:pPr>
+    </w:lvl>
+    <w:lvl w:ilvl="1">
+      <w:start w:val="1"/>
+      <w:numFmt w:val="lowerLetter"/>
+      <w:lvlText w:val="%2)"/>
+      <w:lvlJc w:val="left"/>
+      <w:pPr>
+        <w:ind w:left="720" w:hanging="360"/>
+      </w:pPr>
+    </w:lvl>
+    <w:lvl w:ilvl="2">
+      <w:start w:val="1"/>
+      <w:numFmt w:val="lowerRoman"/>
+      <w:lvlText w:val="%3)"/>
+      <w:lvlJc w:val="left"/>
+      <w:pPr>
+        <w:ind w:left="1080" w:hanging="360"/>
+      </w:pPr>
+    </w:lvl>
+    <w:lvl w:ilvl="3">
+      <w:start w:val="1"/>
+      <w:numFmt w:val="decimal"/>
+      <w:lvlText w:val="(%4)"/>
+      <w:lvlJc w:val="left"/>
+      <w:pPr>
+        <w:ind w:left="1440" w:hanging="360"/>
+      </w:pPr>
+    </w:lvl>
+    <w:lvl w:ilvl="4">
+      <w:start w:val="1"/>
+      <w:numFmt w:val="lowerLetter"/>
+      <w:lvlText w:val="(%5)"/>
+      <w:lvlJc w:val="left"/>
+      <w:pPr>
+        <w:ind w:left="1800" w:hanging="360"/>
+      </w:pPr>
+    </w:lvl>
+    <w:lvl w:ilvl="5">
+      <w:start w:val="1"/>
+      <w:numFmt w:val="lowerRoman"/>
+      <w:lvlText w:val="(%6)"/>
+      <w:lvlJc w:val="left"/>
+      <w:pPr>
+        <w:ind w:left="2160" w:hanging="360"/>
+      </w:pPr>
+    </w:lvl>
+    <w:lvl w:ilvl="6">
+      <w:start w:val="1"/>
+      <w:numFmt w:val="decimal"/>
+      <w:lvlText w:val="%7."/>
+      <w:lvlJc w:val="left"/>
+      <w:pPr>
+        <w:ind w:left="2520" w:hanging="360"/>
+      </w:pPr>
+    </w:lvl>
+    <w:lvl w:ilvl="7">
+      <w:start w:val="1"/>
+      <w:numFmt w:val="lowerLetter"/>
+      <w:lvlText w:val="%8."/>
+      <w:lvlJc w:val="left"/>
+      <w:pPr>
+        <w:ind w:left="2880" w:hanging="360"/>
+      </w:pPr>
+    </w:lvl>
+    <w:lvl w:ilvl="8">
+      <w:start w:val="1"/>
+      <w:numFmt w:val="lowerRoman"/>
+      <w:lvlText w:val="%9."/>
+      <w:lvlJc w:val="left"/>
+      <w:pPr>
+        <w:ind w:left="3240" w:hanging="360"/>
+      </w:pPr>
+    </w:lvl>
+  </w:abstractNum>
+  <w:abstractNum w:abstractNumId="17" w15:restartNumberingAfterBreak="0">
     <w:nsid w:val="30BB4286"/>
     <w:multiLevelType w:val="multilevel"/>
     <w:tmpl w:val="A85C8498"/>
@@ -2494,7 +3969,119 @@
       </w:rPr>
     </w:lvl>
   </w:abstractNum>
-  <w:abstractNum w:abstractNumId="11" w15:restartNumberingAfterBreak="0">
+  <w:abstractNum w:abstractNumId="18" w15:restartNumberingAfterBreak="0">
+    <w:nsid w:val="319D1C06"/>
+    <w:multiLevelType w:val="hybridMultilevel"/>
+    <w:tmpl w:val="10B4171E"/>
+    <w:lvl w:ilvl="0" w:tplc="583C6A00">
+      <w:numFmt w:val="bullet"/>
+      <w:lvlText w:val=""/>
+      <w:lvlJc w:val="left"/>
+      <w:pPr>
+        <w:ind w:left="720" w:hanging="360"/>
+      </w:pPr>
+      <w:rPr>
+        <w:rFonts w:ascii="Calibri" w:eastAsiaTheme="minorHAnsi" w:hAnsi="Calibri" w:cs="Calibri" w:hint="default"/>
+      </w:rPr>
+    </w:lvl>
+    <w:lvl w:ilvl="1" w:tplc="40090003" w:tentative="1">
+      <w:start w:val="1"/>
+      <w:numFmt w:val="bullet"/>
+      <w:lvlText w:val="o"/>
+      <w:lvlJc w:val="left"/>
+      <w:pPr>
+        <w:ind w:left="1440" w:hanging="360"/>
+      </w:pPr>
+      <w:rPr>
+        <w:rFonts w:ascii="Courier New" w:hAnsi="Courier New" w:cs="Courier New" w:hint="default"/>
+      </w:rPr>
+    </w:lvl>
+    <w:lvl w:ilvl="2" w:tplc="40090005" w:tentative="1">
+      <w:start w:val="1"/>
+      <w:numFmt w:val="bullet"/>
+      <w:lvlText w:val=""/>
+      <w:lvlJc w:val="left"/>
+      <w:pPr>
+        <w:ind w:left="2160" w:hanging="360"/>
+      </w:pPr>
+      <w:rPr>
+        <w:rFonts w:ascii="Wingdings" w:hAnsi="Wingdings" w:hint="default"/>
+      </w:rPr>
+    </w:lvl>
+    <w:lvl w:ilvl="3" w:tplc="40090001" w:tentative="1">
+      <w:start w:val="1"/>
+      <w:numFmt w:val="bullet"/>
+      <w:lvlText w:val=""/>
+      <w:lvlJc w:val="left"/>
+      <w:pPr>
+        <w:ind w:left="2880" w:hanging="360"/>
+      </w:pPr>
+      <w:rPr>
+        <w:rFonts w:ascii="Symbol" w:hAnsi="Symbol" w:hint="default"/>
+      </w:rPr>
+    </w:lvl>
+    <w:lvl w:ilvl="4" w:tplc="40090003" w:tentative="1">
+      <w:start w:val="1"/>
+      <w:numFmt w:val="bullet"/>
+      <w:lvlText w:val="o"/>
+      <w:lvlJc w:val="left"/>
+      <w:pPr>
+        <w:ind w:left="3600" w:hanging="360"/>
+      </w:pPr>
+      <w:rPr>
+        <w:rFonts w:ascii="Courier New" w:hAnsi="Courier New" w:cs="Courier New" w:hint="default"/>
+      </w:rPr>
+    </w:lvl>
+    <w:lvl w:ilvl="5" w:tplc="40090005" w:tentative="1">
+      <w:start w:val="1"/>
+      <w:numFmt w:val="bullet"/>
+      <w:lvlText w:val=""/>
+      <w:lvlJc w:val="left"/>
+      <w:pPr>
+        <w:ind w:left="4320" w:hanging="360"/>
+      </w:pPr>
+      <w:rPr>
+        <w:rFonts w:ascii="Wingdings" w:hAnsi="Wingdings" w:hint="default"/>
+      </w:rPr>
+    </w:lvl>
+    <w:lvl w:ilvl="6" w:tplc="40090001" w:tentative="1">
+      <w:start w:val="1"/>
+      <w:numFmt w:val="bullet"/>
+      <w:lvlText w:val=""/>
+      <w:lvlJc w:val="left"/>
+      <w:pPr>
+        <w:ind w:left="5040" w:hanging="360"/>
+      </w:pPr>
+      <w:rPr>
+        <w:rFonts w:ascii="Symbol" w:hAnsi="Symbol" w:hint="default"/>
+      </w:rPr>
+    </w:lvl>
+    <w:lvl w:ilvl="7" w:tplc="40090003" w:tentative="1">
+      <w:start w:val="1"/>
+      <w:numFmt w:val="bullet"/>
+      <w:lvlText w:val="o"/>
+      <w:lvlJc w:val="left"/>
+      <w:pPr>
+        <w:ind w:left="5760" w:hanging="360"/>
+      </w:pPr>
+      <w:rPr>
+        <w:rFonts w:ascii="Courier New" w:hAnsi="Courier New" w:cs="Courier New" w:hint="default"/>
+      </w:rPr>
+    </w:lvl>
+    <w:lvl w:ilvl="8" w:tplc="40090005" w:tentative="1">
+      <w:start w:val="1"/>
+      <w:numFmt w:val="bullet"/>
+      <w:lvlText w:val=""/>
+      <w:lvlJc w:val="left"/>
+      <w:pPr>
+        <w:ind w:left="6480" w:hanging="360"/>
+      </w:pPr>
+      <w:rPr>
+        <w:rFonts w:ascii="Wingdings" w:hAnsi="Wingdings" w:hint="default"/>
+      </w:rPr>
+    </w:lvl>
+  </w:abstractNum>
+  <w:abstractNum w:abstractNumId="19" w15:restartNumberingAfterBreak="0">
     <w:nsid w:val="34EE57E8"/>
     <w:multiLevelType w:val="multilevel"/>
     <w:tmpl w:val="5DAC1A4C"/>
@@ -2643,7 +4230,93 @@
       </w:rPr>
     </w:lvl>
   </w:abstractNum>
-  <w:abstractNum w:abstractNumId="12" w15:restartNumberingAfterBreak="0">
+  <w:abstractNum w:abstractNumId="20" w15:restartNumberingAfterBreak="0">
+    <w:nsid w:val="394B3637"/>
+    <w:multiLevelType w:val="multilevel"/>
+    <w:tmpl w:val="4009001D"/>
+    <w:lvl w:ilvl="0">
+      <w:start w:val="1"/>
+      <w:numFmt w:val="decimal"/>
+      <w:lvlText w:val="%1)"/>
+      <w:lvlJc w:val="left"/>
+      <w:pPr>
+        <w:ind w:left="360" w:hanging="360"/>
+      </w:pPr>
+    </w:lvl>
+    <w:lvl w:ilvl="1">
+      <w:start w:val="1"/>
+      <w:numFmt w:val="lowerLetter"/>
+      <w:lvlText w:val="%2)"/>
+      <w:lvlJc w:val="left"/>
+      <w:pPr>
+        <w:ind w:left="720" w:hanging="360"/>
+      </w:pPr>
+    </w:lvl>
+    <w:lvl w:ilvl="2">
+      <w:start w:val="1"/>
+      <w:numFmt w:val="lowerRoman"/>
+      <w:lvlText w:val="%3)"/>
+      <w:lvlJc w:val="left"/>
+      <w:pPr>
+        <w:ind w:left="1080" w:hanging="360"/>
+      </w:pPr>
+    </w:lvl>
+    <w:lvl w:ilvl="3">
+      <w:start w:val="1"/>
+      <w:numFmt w:val="decimal"/>
+      <w:lvlText w:val="(%4)"/>
+      <w:lvlJc w:val="left"/>
+      <w:pPr>
+        <w:ind w:left="1440" w:hanging="360"/>
+      </w:pPr>
+    </w:lvl>
+    <w:lvl w:ilvl="4">
+      <w:start w:val="1"/>
+      <w:numFmt w:val="lowerLetter"/>
+      <w:lvlText w:val="(%5)"/>
+      <w:lvlJc w:val="left"/>
+      <w:pPr>
+        <w:ind w:left="1800" w:hanging="360"/>
+      </w:pPr>
+    </w:lvl>
+    <w:lvl w:ilvl="5">
+      <w:start w:val="1"/>
+      <w:numFmt w:val="lowerRoman"/>
+      <w:lvlText w:val="(%6)"/>
+      <w:lvlJc w:val="left"/>
+      <w:pPr>
+        <w:ind w:left="2160" w:hanging="360"/>
+      </w:pPr>
+    </w:lvl>
+    <w:lvl w:ilvl="6">
+      <w:start w:val="1"/>
+      <w:numFmt w:val="decimal"/>
+      <w:lvlText w:val="%7."/>
+      <w:lvlJc w:val="left"/>
+      <w:pPr>
+        <w:ind w:left="2520" w:hanging="360"/>
+      </w:pPr>
+    </w:lvl>
+    <w:lvl w:ilvl="7">
+      <w:start w:val="1"/>
+      <w:numFmt w:val="lowerLetter"/>
+      <w:lvlText w:val="%8."/>
+      <w:lvlJc w:val="left"/>
+      <w:pPr>
+        <w:ind w:left="2880" w:hanging="360"/>
+      </w:pPr>
+    </w:lvl>
+    <w:lvl w:ilvl="8">
+      <w:start w:val="1"/>
+      <w:numFmt w:val="lowerRoman"/>
+      <w:lvlText w:val="%9."/>
+      <w:lvlJc w:val="left"/>
+      <w:pPr>
+        <w:ind w:left="3240" w:hanging="360"/>
+      </w:pPr>
+    </w:lvl>
+  </w:abstractNum>
+  <w:abstractNum w:abstractNumId="21" w15:restartNumberingAfterBreak="0">
     <w:nsid w:val="3A0A4708"/>
     <w:multiLevelType w:val="hybridMultilevel"/>
     <w:tmpl w:val="7C0C3D02"/>
@@ -2729,7 +4402,7 @@
       </w:pPr>
     </w:lvl>
   </w:abstractNum>
-  <w:abstractNum w:abstractNumId="13" w15:restartNumberingAfterBreak="0">
+  <w:abstractNum w:abstractNumId="22" w15:restartNumberingAfterBreak="0">
     <w:nsid w:val="3A4825B2"/>
     <w:multiLevelType w:val="multilevel"/>
     <w:tmpl w:val="B6962D7A"/>
@@ -2878,7 +4551,205 @@
       </w:rPr>
     </w:lvl>
   </w:abstractNum>
-  <w:abstractNum w:abstractNumId="14" w15:restartNumberingAfterBreak="0">
+  <w:abstractNum w:abstractNumId="23" w15:restartNumberingAfterBreak="0">
+    <w:nsid w:val="3AA16E35"/>
+    <w:multiLevelType w:val="multilevel"/>
+    <w:tmpl w:val="4009001D"/>
+    <w:lvl w:ilvl="0">
+      <w:start w:val="1"/>
+      <w:numFmt w:val="decimal"/>
+      <w:lvlText w:val="%1)"/>
+      <w:lvlJc w:val="left"/>
+      <w:pPr>
+        <w:ind w:left="360" w:hanging="360"/>
+      </w:pPr>
+    </w:lvl>
+    <w:lvl w:ilvl="1">
+      <w:start w:val="1"/>
+      <w:numFmt w:val="lowerLetter"/>
+      <w:lvlText w:val="%2)"/>
+      <w:lvlJc w:val="left"/>
+      <w:pPr>
+        <w:ind w:left="720" w:hanging="360"/>
+      </w:pPr>
+    </w:lvl>
+    <w:lvl w:ilvl="2">
+      <w:start w:val="1"/>
+      <w:numFmt w:val="lowerRoman"/>
+      <w:lvlText w:val="%3)"/>
+      <w:lvlJc w:val="left"/>
+      <w:pPr>
+        <w:ind w:left="1080" w:hanging="360"/>
+      </w:pPr>
+    </w:lvl>
+    <w:lvl w:ilvl="3">
+      <w:start w:val="1"/>
+      <w:numFmt w:val="decimal"/>
+      <w:lvlText w:val="(%4)"/>
+      <w:lvlJc w:val="left"/>
+      <w:pPr>
+        <w:ind w:left="1440" w:hanging="360"/>
+      </w:pPr>
+    </w:lvl>
+    <w:lvl w:ilvl="4">
+      <w:start w:val="1"/>
+      <w:numFmt w:val="lowerLetter"/>
+      <w:lvlText w:val="(%5)"/>
+      <w:lvlJc w:val="left"/>
+      <w:pPr>
+        <w:ind w:left="1800" w:hanging="360"/>
+      </w:pPr>
+    </w:lvl>
+    <w:lvl w:ilvl="5">
+      <w:start w:val="1"/>
+      <w:numFmt w:val="lowerRoman"/>
+      <w:lvlText w:val="(%6)"/>
+      <w:lvlJc w:val="left"/>
+      <w:pPr>
+        <w:ind w:left="2160" w:hanging="360"/>
+      </w:pPr>
+    </w:lvl>
+    <w:lvl w:ilvl="6">
+      <w:start w:val="1"/>
+      <w:numFmt w:val="decimal"/>
+      <w:lvlText w:val="%7."/>
+      <w:lvlJc w:val="left"/>
+      <w:pPr>
+        <w:ind w:left="2520" w:hanging="360"/>
+      </w:pPr>
+    </w:lvl>
+    <w:lvl w:ilvl="7">
+      <w:start w:val="1"/>
+      <w:numFmt w:val="lowerLetter"/>
+      <w:lvlText w:val="%8."/>
+      <w:lvlJc w:val="left"/>
+      <w:pPr>
+        <w:ind w:left="2880" w:hanging="360"/>
+      </w:pPr>
+    </w:lvl>
+    <w:lvl w:ilvl="8">
+      <w:start w:val="1"/>
+      <w:numFmt w:val="lowerRoman"/>
+      <w:lvlText w:val="%9."/>
+      <w:lvlJc w:val="left"/>
+      <w:pPr>
+        <w:ind w:left="3240" w:hanging="360"/>
+      </w:pPr>
+    </w:lvl>
+  </w:abstractNum>
+  <w:abstractNum w:abstractNumId="24" w15:restartNumberingAfterBreak="0">
+    <w:nsid w:val="3C3F6F0D"/>
+    <w:multiLevelType w:val="hybridMultilevel"/>
+    <w:tmpl w:val="30A0C8A8"/>
+    <w:lvl w:ilvl="0" w:tplc="5D608274">
+      <w:numFmt w:val="bullet"/>
+      <w:lvlText w:val=""/>
+      <w:lvlJc w:val="left"/>
+      <w:pPr>
+        <w:ind w:left="720" w:hanging="360"/>
+      </w:pPr>
+      <w:rPr>
+        <w:rFonts w:ascii="Calibri" w:eastAsiaTheme="minorHAnsi" w:hAnsi="Calibri" w:cs="Calibri" w:hint="default"/>
+      </w:rPr>
+    </w:lvl>
+    <w:lvl w:ilvl="1" w:tplc="40090003" w:tentative="1">
+      <w:start w:val="1"/>
+      <w:numFmt w:val="bullet"/>
+      <w:lvlText w:val="o"/>
+      <w:lvlJc w:val="left"/>
+      <w:pPr>
+        <w:ind w:left="1440" w:hanging="360"/>
+      </w:pPr>
+      <w:rPr>
+        <w:rFonts w:ascii="Courier New" w:hAnsi="Courier New" w:cs="Courier New" w:hint="default"/>
+      </w:rPr>
+    </w:lvl>
+    <w:lvl w:ilvl="2" w:tplc="40090005" w:tentative="1">
+      <w:start w:val="1"/>
+      <w:numFmt w:val="bullet"/>
+      <w:lvlText w:val=""/>
+      <w:lvlJc w:val="left"/>
+      <w:pPr>
+        <w:ind w:left="2160" w:hanging="360"/>
+      </w:pPr>
+      <w:rPr>
+        <w:rFonts w:ascii="Wingdings" w:hAnsi="Wingdings" w:hint="default"/>
+      </w:rPr>
+    </w:lvl>
+    <w:lvl w:ilvl="3" w:tplc="40090001" w:tentative="1">
+      <w:start w:val="1"/>
+      <w:numFmt w:val="bullet"/>
+      <w:lvlText w:val=""/>
+      <w:lvlJc w:val="left"/>
+      <w:pPr>
+        <w:ind w:left="2880" w:hanging="360"/>
+      </w:pPr>
+      <w:rPr>
+        <w:rFonts w:ascii="Symbol" w:hAnsi="Symbol" w:hint="default"/>
+      </w:rPr>
+    </w:lvl>
+    <w:lvl w:ilvl="4" w:tplc="40090003" w:tentative="1">
+      <w:start w:val="1"/>
+      <w:numFmt w:val="bullet"/>
+      <w:lvlText w:val="o"/>
+      <w:lvlJc w:val="left"/>
+      <w:pPr>
+        <w:ind w:left="3600" w:hanging="360"/>
+      </w:pPr>
+      <w:rPr>
+        <w:rFonts w:ascii="Courier New" w:hAnsi="Courier New" w:cs="Courier New" w:hint="default"/>
+      </w:rPr>
+    </w:lvl>
+    <w:lvl w:ilvl="5" w:tplc="40090005" w:tentative="1">
+      <w:start w:val="1"/>
+      <w:numFmt w:val="bullet"/>
+      <w:lvlText w:val=""/>
+      <w:lvlJc w:val="left"/>
+      <w:pPr>
+        <w:ind w:left="4320" w:hanging="360"/>
+      </w:pPr>
+      <w:rPr>
+        <w:rFonts w:ascii="Wingdings" w:hAnsi="Wingdings" w:hint="default"/>
+      </w:rPr>
+    </w:lvl>
+    <w:lvl w:ilvl="6" w:tplc="40090001" w:tentative="1">
+      <w:start w:val="1"/>
+      <w:numFmt w:val="bullet"/>
+      <w:lvlText w:val=""/>
+      <w:lvlJc w:val="left"/>
+      <w:pPr>
+        <w:ind w:left="5040" w:hanging="360"/>
+      </w:pPr>
+      <w:rPr>
+        <w:rFonts w:ascii="Symbol" w:hAnsi="Symbol" w:hint="default"/>
+      </w:rPr>
+    </w:lvl>
+    <w:lvl w:ilvl="7" w:tplc="40090003" w:tentative="1">
+      <w:start w:val="1"/>
+      <w:numFmt w:val="bullet"/>
+      <w:lvlText w:val="o"/>
+      <w:lvlJc w:val="left"/>
+      <w:pPr>
+        <w:ind w:left="5760" w:hanging="360"/>
+      </w:pPr>
+      <w:rPr>
+        <w:rFonts w:ascii="Courier New" w:hAnsi="Courier New" w:cs="Courier New" w:hint="default"/>
+      </w:rPr>
+    </w:lvl>
+    <w:lvl w:ilvl="8" w:tplc="40090005" w:tentative="1">
+      <w:start w:val="1"/>
+      <w:numFmt w:val="bullet"/>
+      <w:lvlText w:val=""/>
+      <w:lvlJc w:val="left"/>
+      <w:pPr>
+        <w:ind w:left="6480" w:hanging="360"/>
+      </w:pPr>
+      <w:rPr>
+        <w:rFonts w:ascii="Wingdings" w:hAnsi="Wingdings" w:hint="default"/>
+      </w:rPr>
+    </w:lvl>
+  </w:abstractNum>
+  <w:abstractNum w:abstractNumId="25" w15:restartNumberingAfterBreak="0">
     <w:nsid w:val="3F026D2A"/>
     <w:multiLevelType w:val="multilevel"/>
     <w:tmpl w:val="4F524E8E"/>
@@ -3027,7 +4898,7 @@
       </w:rPr>
     </w:lvl>
   </w:abstractNum>
-  <w:abstractNum w:abstractNumId="15" w15:restartNumberingAfterBreak="0">
+  <w:abstractNum w:abstractNumId="26" w15:restartNumberingAfterBreak="0">
     <w:nsid w:val="41BA3325"/>
     <w:multiLevelType w:val="multilevel"/>
     <w:tmpl w:val="AC48E944"/>
@@ -3176,7 +5047,317 @@
       </w:rPr>
     </w:lvl>
   </w:abstractNum>
-  <w:abstractNum w:abstractNumId="16" w15:restartNumberingAfterBreak="0">
+  <w:abstractNum w:abstractNumId="27" w15:restartNumberingAfterBreak="0">
+    <w:nsid w:val="468106F6"/>
+    <w:multiLevelType w:val="hybridMultilevel"/>
+    <w:tmpl w:val="F75AFFDC"/>
+    <w:lvl w:ilvl="0" w:tplc="7026D272">
+      <w:numFmt w:val="bullet"/>
+      <w:lvlText w:val=""/>
+      <w:lvlJc w:val="left"/>
+      <w:pPr>
+        <w:ind w:left="720" w:hanging="360"/>
+      </w:pPr>
+      <w:rPr>
+        <w:rFonts w:ascii="Calibri" w:eastAsiaTheme="minorHAnsi" w:hAnsi="Calibri" w:cs="Calibri" w:hint="default"/>
+      </w:rPr>
+    </w:lvl>
+    <w:lvl w:ilvl="1" w:tplc="40090003" w:tentative="1">
+      <w:start w:val="1"/>
+      <w:numFmt w:val="bullet"/>
+      <w:lvlText w:val="o"/>
+      <w:lvlJc w:val="left"/>
+      <w:pPr>
+        <w:ind w:left="1440" w:hanging="360"/>
+      </w:pPr>
+      <w:rPr>
+        <w:rFonts w:ascii="Courier New" w:hAnsi="Courier New" w:cs="Courier New" w:hint="default"/>
+      </w:rPr>
+    </w:lvl>
+    <w:lvl w:ilvl="2" w:tplc="40090005" w:tentative="1">
+      <w:start w:val="1"/>
+      <w:numFmt w:val="bullet"/>
+      <w:lvlText w:val=""/>
+      <w:lvlJc w:val="left"/>
+      <w:pPr>
+        <w:ind w:left="2160" w:hanging="360"/>
+      </w:pPr>
+      <w:rPr>
+        <w:rFonts w:ascii="Wingdings" w:hAnsi="Wingdings" w:hint="default"/>
+      </w:rPr>
+    </w:lvl>
+    <w:lvl w:ilvl="3" w:tplc="40090001" w:tentative="1">
+      <w:start w:val="1"/>
+      <w:numFmt w:val="bullet"/>
+      <w:lvlText w:val=""/>
+      <w:lvlJc w:val="left"/>
+      <w:pPr>
+        <w:ind w:left="2880" w:hanging="360"/>
+      </w:pPr>
+      <w:rPr>
+        <w:rFonts w:ascii="Symbol" w:hAnsi="Symbol" w:hint="default"/>
+      </w:rPr>
+    </w:lvl>
+    <w:lvl w:ilvl="4" w:tplc="40090003" w:tentative="1">
+      <w:start w:val="1"/>
+      <w:numFmt w:val="bullet"/>
+      <w:lvlText w:val="o"/>
+      <w:lvlJc w:val="left"/>
+      <w:pPr>
+        <w:ind w:left="3600" w:hanging="360"/>
+      </w:pPr>
+      <w:rPr>
+        <w:rFonts w:ascii="Courier New" w:hAnsi="Courier New" w:cs="Courier New" w:hint="default"/>
+      </w:rPr>
+    </w:lvl>
+    <w:lvl w:ilvl="5" w:tplc="40090005" w:tentative="1">
+      <w:start w:val="1"/>
+      <w:numFmt w:val="bullet"/>
+      <w:lvlText w:val=""/>
+      <w:lvlJc w:val="left"/>
+      <w:pPr>
+        <w:ind w:left="4320" w:hanging="360"/>
+      </w:pPr>
+      <w:rPr>
+        <w:rFonts w:ascii="Wingdings" w:hAnsi="Wingdings" w:hint="default"/>
+      </w:rPr>
+    </w:lvl>
+    <w:lvl w:ilvl="6" w:tplc="40090001" w:tentative="1">
+      <w:start w:val="1"/>
+      <w:numFmt w:val="bullet"/>
+      <w:lvlText w:val=""/>
+      <w:lvlJc w:val="left"/>
+      <w:pPr>
+        <w:ind w:left="5040" w:hanging="360"/>
+      </w:pPr>
+      <w:rPr>
+        <w:rFonts w:ascii="Symbol" w:hAnsi="Symbol" w:hint="default"/>
+      </w:rPr>
+    </w:lvl>
+    <w:lvl w:ilvl="7" w:tplc="40090003" w:tentative="1">
+      <w:start w:val="1"/>
+      <w:numFmt w:val="bullet"/>
+      <w:lvlText w:val="o"/>
+      <w:lvlJc w:val="left"/>
+      <w:pPr>
+        <w:ind w:left="5760" w:hanging="360"/>
+      </w:pPr>
+      <w:rPr>
+        <w:rFonts w:ascii="Courier New" w:hAnsi="Courier New" w:cs="Courier New" w:hint="default"/>
+      </w:rPr>
+    </w:lvl>
+    <w:lvl w:ilvl="8" w:tplc="40090005" w:tentative="1">
+      <w:start w:val="1"/>
+      <w:numFmt w:val="bullet"/>
+      <w:lvlText w:val=""/>
+      <w:lvlJc w:val="left"/>
+      <w:pPr>
+        <w:ind w:left="6480" w:hanging="360"/>
+      </w:pPr>
+      <w:rPr>
+        <w:rFonts w:ascii="Wingdings" w:hAnsi="Wingdings" w:hint="default"/>
+      </w:rPr>
+    </w:lvl>
+  </w:abstractNum>
+  <w:abstractNum w:abstractNumId="28" w15:restartNumberingAfterBreak="0">
+    <w:nsid w:val="47D441BD"/>
+    <w:multiLevelType w:val="multilevel"/>
+    <w:tmpl w:val="4009001D"/>
+    <w:lvl w:ilvl="0">
+      <w:start w:val="1"/>
+      <w:numFmt w:val="decimal"/>
+      <w:lvlText w:val="%1)"/>
+      <w:lvlJc w:val="left"/>
+      <w:pPr>
+        <w:ind w:left="360" w:hanging="360"/>
+      </w:pPr>
+    </w:lvl>
+    <w:lvl w:ilvl="1">
+      <w:start w:val="1"/>
+      <w:numFmt w:val="lowerLetter"/>
+      <w:lvlText w:val="%2)"/>
+      <w:lvlJc w:val="left"/>
+      <w:pPr>
+        <w:ind w:left="720" w:hanging="360"/>
+      </w:pPr>
+    </w:lvl>
+    <w:lvl w:ilvl="2">
+      <w:start w:val="1"/>
+      <w:numFmt w:val="lowerRoman"/>
+      <w:lvlText w:val="%3)"/>
+      <w:lvlJc w:val="left"/>
+      <w:pPr>
+        <w:ind w:left="1080" w:hanging="360"/>
+      </w:pPr>
+    </w:lvl>
+    <w:lvl w:ilvl="3">
+      <w:start w:val="1"/>
+      <w:numFmt w:val="decimal"/>
+      <w:lvlText w:val="(%4)"/>
+      <w:lvlJc w:val="left"/>
+      <w:pPr>
+        <w:ind w:left="1440" w:hanging="360"/>
+      </w:pPr>
+    </w:lvl>
+    <w:lvl w:ilvl="4">
+      <w:start w:val="1"/>
+      <w:numFmt w:val="lowerLetter"/>
+      <w:lvlText w:val="(%5)"/>
+      <w:lvlJc w:val="left"/>
+      <w:pPr>
+        <w:ind w:left="1800" w:hanging="360"/>
+      </w:pPr>
+    </w:lvl>
+    <w:lvl w:ilvl="5">
+      <w:start w:val="1"/>
+      <w:numFmt w:val="lowerRoman"/>
+      <w:lvlText w:val="(%6)"/>
+      <w:lvlJc w:val="left"/>
+      <w:pPr>
+        <w:ind w:left="2160" w:hanging="360"/>
+      </w:pPr>
+    </w:lvl>
+    <w:lvl w:ilvl="6">
+      <w:start w:val="1"/>
+      <w:numFmt w:val="decimal"/>
+      <w:lvlText w:val="%7."/>
+      <w:lvlJc w:val="left"/>
+      <w:pPr>
+        <w:ind w:left="2520" w:hanging="360"/>
+      </w:pPr>
+    </w:lvl>
+    <w:lvl w:ilvl="7">
+      <w:start w:val="1"/>
+      <w:numFmt w:val="lowerLetter"/>
+      <w:lvlText w:val="%8."/>
+      <w:lvlJc w:val="left"/>
+      <w:pPr>
+        <w:ind w:left="2880" w:hanging="360"/>
+      </w:pPr>
+    </w:lvl>
+    <w:lvl w:ilvl="8">
+      <w:start w:val="1"/>
+      <w:numFmt w:val="lowerRoman"/>
+      <w:lvlText w:val="%9."/>
+      <w:lvlJc w:val="left"/>
+      <w:pPr>
+        <w:ind w:left="3240" w:hanging="360"/>
+      </w:pPr>
+    </w:lvl>
+  </w:abstractNum>
+  <w:abstractNum w:abstractNumId="29" w15:restartNumberingAfterBreak="0">
+    <w:nsid w:val="4F006A0F"/>
+    <w:multiLevelType w:val="hybridMultilevel"/>
+    <w:tmpl w:val="BBFC5F02"/>
+    <w:lvl w:ilvl="0" w:tplc="3FAE4058">
+      <w:numFmt w:val="bullet"/>
+      <w:lvlText w:val=""/>
+      <w:lvlJc w:val="left"/>
+      <w:pPr>
+        <w:ind w:left="720" w:hanging="360"/>
+      </w:pPr>
+      <w:rPr>
+        <w:rFonts w:ascii="Calibri" w:eastAsiaTheme="minorHAnsi" w:hAnsi="Calibri" w:cs="Calibri" w:hint="default"/>
+      </w:rPr>
+    </w:lvl>
+    <w:lvl w:ilvl="1" w:tplc="40090003" w:tentative="1">
+      <w:start w:val="1"/>
+      <w:numFmt w:val="bullet"/>
+      <w:lvlText w:val="o"/>
+      <w:lvlJc w:val="left"/>
+      <w:pPr>
+        <w:ind w:left="1440" w:hanging="360"/>
+      </w:pPr>
+      <w:rPr>
+        <w:rFonts w:ascii="Courier New" w:hAnsi="Courier New" w:cs="Courier New" w:hint="default"/>
+      </w:rPr>
+    </w:lvl>
+    <w:lvl w:ilvl="2" w:tplc="40090005" w:tentative="1">
+      <w:start w:val="1"/>
+      <w:numFmt w:val="bullet"/>
+      <w:lvlText w:val=""/>
+      <w:lvlJc w:val="left"/>
+      <w:pPr>
+        <w:ind w:left="2160" w:hanging="360"/>
+      </w:pPr>
+      <w:rPr>
+        <w:rFonts w:ascii="Wingdings" w:hAnsi="Wingdings" w:hint="default"/>
+      </w:rPr>
+    </w:lvl>
+    <w:lvl w:ilvl="3" w:tplc="40090001" w:tentative="1">
+      <w:start w:val="1"/>
+      <w:numFmt w:val="bullet"/>
+      <w:lvlText w:val=""/>
+      <w:lvlJc w:val="left"/>
+      <w:pPr>
+        <w:ind w:left="2880" w:hanging="360"/>
+      </w:pPr>
+      <w:rPr>
+        <w:rFonts w:ascii="Symbol" w:hAnsi="Symbol" w:hint="default"/>
+      </w:rPr>
+    </w:lvl>
+    <w:lvl w:ilvl="4" w:tplc="40090003" w:tentative="1">
+      <w:start w:val="1"/>
+      <w:numFmt w:val="bullet"/>
+      <w:lvlText w:val="o"/>
+      <w:lvlJc w:val="left"/>
+      <w:pPr>
+        <w:ind w:left="3600" w:hanging="360"/>
+      </w:pPr>
+      <w:rPr>
+        <w:rFonts w:ascii="Courier New" w:hAnsi="Courier New" w:cs="Courier New" w:hint="default"/>
+      </w:rPr>
+    </w:lvl>
+    <w:lvl w:ilvl="5" w:tplc="40090005" w:tentative="1">
+      <w:start w:val="1"/>
+      <w:numFmt w:val="bullet"/>
+      <w:lvlText w:val=""/>
+      <w:lvlJc w:val="left"/>
+      <w:pPr>
+        <w:ind w:left="4320" w:hanging="360"/>
+      </w:pPr>
+      <w:rPr>
+        <w:rFonts w:ascii="Wingdings" w:hAnsi="Wingdings" w:hint="default"/>
+      </w:rPr>
+    </w:lvl>
+    <w:lvl w:ilvl="6" w:tplc="40090001" w:tentative="1">
+      <w:start w:val="1"/>
+      <w:numFmt w:val="bullet"/>
+      <w:lvlText w:val=""/>
+      <w:lvlJc w:val="left"/>
+      <w:pPr>
+        <w:ind w:left="5040" w:hanging="360"/>
+      </w:pPr>
+      <w:rPr>
+        <w:rFonts w:ascii="Symbol" w:hAnsi="Symbol" w:hint="default"/>
+      </w:rPr>
+    </w:lvl>
+    <w:lvl w:ilvl="7" w:tplc="40090003" w:tentative="1">
+      <w:start w:val="1"/>
+      <w:numFmt w:val="bullet"/>
+      <w:lvlText w:val="o"/>
+      <w:lvlJc w:val="left"/>
+      <w:pPr>
+        <w:ind w:left="5760" w:hanging="360"/>
+      </w:pPr>
+      <w:rPr>
+        <w:rFonts w:ascii="Courier New" w:hAnsi="Courier New" w:cs="Courier New" w:hint="default"/>
+      </w:rPr>
+    </w:lvl>
+    <w:lvl w:ilvl="8" w:tplc="40090005" w:tentative="1">
+      <w:start w:val="1"/>
+      <w:numFmt w:val="bullet"/>
+      <w:lvlText w:val=""/>
+      <w:lvlJc w:val="left"/>
+      <w:pPr>
+        <w:ind w:left="6480" w:hanging="360"/>
+      </w:pPr>
+      <w:rPr>
+        <w:rFonts w:ascii="Wingdings" w:hAnsi="Wingdings" w:hint="default"/>
+      </w:rPr>
+    </w:lvl>
+  </w:abstractNum>
+  <w:abstractNum w:abstractNumId="30" w15:restartNumberingAfterBreak="0">
     <w:nsid w:val="569A1CA0"/>
     <w:multiLevelType w:val="hybridMultilevel"/>
     <w:tmpl w:val="9A34673E"/>
@@ -3262,7 +5443,7 @@
       </w:pPr>
     </w:lvl>
   </w:abstractNum>
-  <w:abstractNum w:abstractNumId="17" w15:restartNumberingAfterBreak="0">
+  <w:abstractNum w:abstractNumId="31" w15:restartNumberingAfterBreak="0">
     <w:nsid w:val="5CF274DF"/>
     <w:multiLevelType w:val="hybridMultilevel"/>
     <w:tmpl w:val="C01EB4BA"/>
@@ -3348,7 +5529,7 @@
       </w:pPr>
     </w:lvl>
   </w:abstractNum>
-  <w:abstractNum w:abstractNumId="18" w15:restartNumberingAfterBreak="0">
+  <w:abstractNum w:abstractNumId="32" w15:restartNumberingAfterBreak="0">
     <w:nsid w:val="5D3B642D"/>
     <w:multiLevelType w:val="multilevel"/>
     <w:tmpl w:val="A54CE086"/>
@@ -3497,7 +5678,515 @@
       </w:rPr>
     </w:lvl>
   </w:abstractNum>
-  <w:abstractNum w:abstractNumId="19" w15:restartNumberingAfterBreak="0">
+  <w:abstractNum w:abstractNumId="33" w15:restartNumberingAfterBreak="0">
+    <w:nsid w:val="5D47256E"/>
+    <w:multiLevelType w:val="hybridMultilevel"/>
+    <w:tmpl w:val="07CA405E"/>
+    <w:lvl w:ilvl="0" w:tplc="9D0A28C8">
+      <w:numFmt w:val="bullet"/>
+      <w:lvlText w:val=""/>
+      <w:lvlJc w:val="left"/>
+      <w:pPr>
+        <w:ind w:left="720" w:hanging="360"/>
+      </w:pPr>
+      <w:rPr>
+        <w:rFonts w:ascii="Calibri" w:eastAsiaTheme="minorHAnsi" w:hAnsi="Calibri" w:cs="Calibri" w:hint="default"/>
+      </w:rPr>
+    </w:lvl>
+    <w:lvl w:ilvl="1" w:tplc="40090003" w:tentative="1">
+      <w:start w:val="1"/>
+      <w:numFmt w:val="bullet"/>
+      <w:lvlText w:val="o"/>
+      <w:lvlJc w:val="left"/>
+      <w:pPr>
+        <w:ind w:left="1440" w:hanging="360"/>
+      </w:pPr>
+      <w:rPr>
+        <w:rFonts w:ascii="Courier New" w:hAnsi="Courier New" w:cs="Courier New" w:hint="default"/>
+      </w:rPr>
+    </w:lvl>
+    <w:lvl w:ilvl="2" w:tplc="40090005" w:tentative="1">
+      <w:start w:val="1"/>
+      <w:numFmt w:val="bullet"/>
+      <w:lvlText w:val=""/>
+      <w:lvlJc w:val="left"/>
+      <w:pPr>
+        <w:ind w:left="2160" w:hanging="360"/>
+      </w:pPr>
+      <w:rPr>
+        <w:rFonts w:ascii="Wingdings" w:hAnsi="Wingdings" w:hint="default"/>
+      </w:rPr>
+    </w:lvl>
+    <w:lvl w:ilvl="3" w:tplc="40090001" w:tentative="1">
+      <w:start w:val="1"/>
+      <w:numFmt w:val="bullet"/>
+      <w:lvlText w:val=""/>
+      <w:lvlJc w:val="left"/>
+      <w:pPr>
+        <w:ind w:left="2880" w:hanging="360"/>
+      </w:pPr>
+      <w:rPr>
+        <w:rFonts w:ascii="Symbol" w:hAnsi="Symbol" w:hint="default"/>
+      </w:rPr>
+    </w:lvl>
+    <w:lvl w:ilvl="4" w:tplc="40090003" w:tentative="1">
+      <w:start w:val="1"/>
+      <w:numFmt w:val="bullet"/>
+      <w:lvlText w:val="o"/>
+      <w:lvlJc w:val="left"/>
+      <w:pPr>
+        <w:ind w:left="3600" w:hanging="360"/>
+      </w:pPr>
+      <w:rPr>
+        <w:rFonts w:ascii="Courier New" w:hAnsi="Courier New" w:cs="Courier New" w:hint="default"/>
+      </w:rPr>
+    </w:lvl>
+    <w:lvl w:ilvl="5" w:tplc="40090005" w:tentative="1">
+      <w:start w:val="1"/>
+      <w:numFmt w:val="bullet"/>
+      <w:lvlText w:val=""/>
+      <w:lvlJc w:val="left"/>
+      <w:pPr>
+        <w:ind w:left="4320" w:hanging="360"/>
+      </w:pPr>
+      <w:rPr>
+        <w:rFonts w:ascii="Wingdings" w:hAnsi="Wingdings" w:hint="default"/>
+      </w:rPr>
+    </w:lvl>
+    <w:lvl w:ilvl="6" w:tplc="40090001" w:tentative="1">
+      <w:start w:val="1"/>
+      <w:numFmt w:val="bullet"/>
+      <w:lvlText w:val=""/>
+      <w:lvlJc w:val="left"/>
+      <w:pPr>
+        <w:ind w:left="5040" w:hanging="360"/>
+      </w:pPr>
+      <w:rPr>
+        <w:rFonts w:ascii="Symbol" w:hAnsi="Symbol" w:hint="default"/>
+      </w:rPr>
+    </w:lvl>
+    <w:lvl w:ilvl="7" w:tplc="40090003" w:tentative="1">
+      <w:start w:val="1"/>
+      <w:numFmt w:val="bullet"/>
+      <w:lvlText w:val="o"/>
+      <w:lvlJc w:val="left"/>
+      <w:pPr>
+        <w:ind w:left="5760" w:hanging="360"/>
+      </w:pPr>
+      <w:rPr>
+        <w:rFonts w:ascii="Courier New" w:hAnsi="Courier New" w:cs="Courier New" w:hint="default"/>
+      </w:rPr>
+    </w:lvl>
+    <w:lvl w:ilvl="8" w:tplc="40090005" w:tentative="1">
+      <w:start w:val="1"/>
+      <w:numFmt w:val="bullet"/>
+      <w:lvlText w:val=""/>
+      <w:lvlJc w:val="left"/>
+      <w:pPr>
+        <w:ind w:left="6480" w:hanging="360"/>
+      </w:pPr>
+      <w:rPr>
+        <w:rFonts w:ascii="Wingdings" w:hAnsi="Wingdings" w:hint="default"/>
+      </w:rPr>
+    </w:lvl>
+  </w:abstractNum>
+  <w:abstractNum w:abstractNumId="34" w15:restartNumberingAfterBreak="0">
+    <w:nsid w:val="5E193E49"/>
+    <w:multiLevelType w:val="multilevel"/>
+    <w:tmpl w:val="4009001D"/>
+    <w:lvl w:ilvl="0">
+      <w:start w:val="1"/>
+      <w:numFmt w:val="decimal"/>
+      <w:lvlText w:val="%1)"/>
+      <w:lvlJc w:val="left"/>
+      <w:pPr>
+        <w:ind w:left="360" w:hanging="360"/>
+      </w:pPr>
+    </w:lvl>
+    <w:lvl w:ilvl="1">
+      <w:start w:val="1"/>
+      <w:numFmt w:val="lowerLetter"/>
+      <w:lvlText w:val="%2)"/>
+      <w:lvlJc w:val="left"/>
+      <w:pPr>
+        <w:ind w:left="720" w:hanging="360"/>
+      </w:pPr>
+    </w:lvl>
+    <w:lvl w:ilvl="2">
+      <w:start w:val="1"/>
+      <w:numFmt w:val="lowerRoman"/>
+      <w:lvlText w:val="%3)"/>
+      <w:lvlJc w:val="left"/>
+      <w:pPr>
+        <w:ind w:left="1080" w:hanging="360"/>
+      </w:pPr>
+    </w:lvl>
+    <w:lvl w:ilvl="3">
+      <w:start w:val="1"/>
+      <w:numFmt w:val="decimal"/>
+      <w:lvlText w:val="(%4)"/>
+      <w:lvlJc w:val="left"/>
+      <w:pPr>
+        <w:ind w:left="1440" w:hanging="360"/>
+      </w:pPr>
+    </w:lvl>
+    <w:lvl w:ilvl="4">
+      <w:start w:val="1"/>
+      <w:numFmt w:val="lowerLetter"/>
+      <w:lvlText w:val="(%5)"/>
+      <w:lvlJc w:val="left"/>
+      <w:pPr>
+        <w:ind w:left="1800" w:hanging="360"/>
+      </w:pPr>
+    </w:lvl>
+    <w:lvl w:ilvl="5">
+      <w:start w:val="1"/>
+      <w:numFmt w:val="lowerRoman"/>
+      <w:lvlText w:val="(%6)"/>
+      <w:lvlJc w:val="left"/>
+      <w:pPr>
+        <w:ind w:left="2160" w:hanging="360"/>
+      </w:pPr>
+    </w:lvl>
+    <w:lvl w:ilvl="6">
+      <w:start w:val="1"/>
+      <w:numFmt w:val="decimal"/>
+      <w:lvlText w:val="%7."/>
+      <w:lvlJc w:val="left"/>
+      <w:pPr>
+        <w:ind w:left="2520" w:hanging="360"/>
+      </w:pPr>
+    </w:lvl>
+    <w:lvl w:ilvl="7">
+      <w:start w:val="1"/>
+      <w:numFmt w:val="lowerLetter"/>
+      <w:lvlText w:val="%8."/>
+      <w:lvlJc w:val="left"/>
+      <w:pPr>
+        <w:ind w:left="2880" w:hanging="360"/>
+      </w:pPr>
+    </w:lvl>
+    <w:lvl w:ilvl="8">
+      <w:start w:val="1"/>
+      <w:numFmt w:val="lowerRoman"/>
+      <w:lvlText w:val="%9."/>
+      <w:lvlJc w:val="left"/>
+      <w:pPr>
+        <w:ind w:left="3240" w:hanging="360"/>
+      </w:pPr>
+    </w:lvl>
+  </w:abstractNum>
+  <w:abstractNum w:abstractNumId="35" w15:restartNumberingAfterBreak="0">
+    <w:nsid w:val="5E7F094C"/>
+    <w:multiLevelType w:val="hybridMultilevel"/>
+    <w:tmpl w:val="E2AEB174"/>
+    <w:lvl w:ilvl="0" w:tplc="7C4E5DD4">
+      <w:numFmt w:val="bullet"/>
+      <w:lvlText w:val=""/>
+      <w:lvlJc w:val="left"/>
+      <w:pPr>
+        <w:ind w:left="720" w:hanging="360"/>
+      </w:pPr>
+      <w:rPr>
+        <w:rFonts w:ascii="Calibri" w:eastAsiaTheme="minorHAnsi" w:hAnsi="Calibri" w:cs="Calibri" w:hint="default"/>
+      </w:rPr>
+    </w:lvl>
+    <w:lvl w:ilvl="1" w:tplc="40090003" w:tentative="1">
+      <w:start w:val="1"/>
+      <w:numFmt w:val="bullet"/>
+      <w:lvlText w:val="o"/>
+      <w:lvlJc w:val="left"/>
+      <w:pPr>
+        <w:ind w:left="1440" w:hanging="360"/>
+      </w:pPr>
+      <w:rPr>
+        <w:rFonts w:ascii="Courier New" w:hAnsi="Courier New" w:cs="Courier New" w:hint="default"/>
+      </w:rPr>
+    </w:lvl>
+    <w:lvl w:ilvl="2" w:tplc="40090005" w:tentative="1">
+      <w:start w:val="1"/>
+      <w:numFmt w:val="bullet"/>
+      <w:lvlText w:val=""/>
+      <w:lvlJc w:val="left"/>
+      <w:pPr>
+        <w:ind w:left="2160" w:hanging="360"/>
+      </w:pPr>
+      <w:rPr>
+        <w:rFonts w:ascii="Wingdings" w:hAnsi="Wingdings" w:hint="default"/>
+      </w:rPr>
+    </w:lvl>
+    <w:lvl w:ilvl="3" w:tplc="40090001" w:tentative="1">
+      <w:start w:val="1"/>
+      <w:numFmt w:val="bullet"/>
+      <w:lvlText w:val=""/>
+      <w:lvlJc w:val="left"/>
+      <w:pPr>
+        <w:ind w:left="2880" w:hanging="360"/>
+      </w:pPr>
+      <w:rPr>
+        <w:rFonts w:ascii="Symbol" w:hAnsi="Symbol" w:hint="default"/>
+      </w:rPr>
+    </w:lvl>
+    <w:lvl w:ilvl="4" w:tplc="40090003" w:tentative="1">
+      <w:start w:val="1"/>
+      <w:numFmt w:val="bullet"/>
+      <w:lvlText w:val="o"/>
+      <w:lvlJc w:val="left"/>
+      <w:pPr>
+        <w:ind w:left="3600" w:hanging="360"/>
+      </w:pPr>
+      <w:rPr>
+        <w:rFonts w:ascii="Courier New" w:hAnsi="Courier New" w:cs="Courier New" w:hint="default"/>
+      </w:rPr>
+    </w:lvl>
+    <w:lvl w:ilvl="5" w:tplc="40090005" w:tentative="1">
+      <w:start w:val="1"/>
+      <w:numFmt w:val="bullet"/>
+      <w:lvlText w:val=""/>
+      <w:lvlJc w:val="left"/>
+      <w:pPr>
+        <w:ind w:left="4320" w:hanging="360"/>
+      </w:pPr>
+      <w:rPr>
+        <w:rFonts w:ascii="Wingdings" w:hAnsi="Wingdings" w:hint="default"/>
+      </w:rPr>
+    </w:lvl>
+    <w:lvl w:ilvl="6" w:tplc="40090001" w:tentative="1">
+      <w:start w:val="1"/>
+      <w:numFmt w:val="bullet"/>
+      <w:lvlText w:val=""/>
+      <w:lvlJc w:val="left"/>
+      <w:pPr>
+        <w:ind w:left="5040" w:hanging="360"/>
+      </w:pPr>
+      <w:rPr>
+        <w:rFonts w:ascii="Symbol" w:hAnsi="Symbol" w:hint="default"/>
+      </w:rPr>
+    </w:lvl>
+    <w:lvl w:ilvl="7" w:tplc="40090003" w:tentative="1">
+      <w:start w:val="1"/>
+      <w:numFmt w:val="bullet"/>
+      <w:lvlText w:val="o"/>
+      <w:lvlJc w:val="left"/>
+      <w:pPr>
+        <w:ind w:left="5760" w:hanging="360"/>
+      </w:pPr>
+      <w:rPr>
+        <w:rFonts w:ascii="Courier New" w:hAnsi="Courier New" w:cs="Courier New" w:hint="default"/>
+      </w:rPr>
+    </w:lvl>
+    <w:lvl w:ilvl="8" w:tplc="40090005" w:tentative="1">
+      <w:start w:val="1"/>
+      <w:numFmt w:val="bullet"/>
+      <w:lvlText w:val=""/>
+      <w:lvlJc w:val="left"/>
+      <w:pPr>
+        <w:ind w:left="6480" w:hanging="360"/>
+      </w:pPr>
+      <w:rPr>
+        <w:rFonts w:ascii="Wingdings" w:hAnsi="Wingdings" w:hint="default"/>
+      </w:rPr>
+    </w:lvl>
+  </w:abstractNum>
+  <w:abstractNum w:abstractNumId="36" w15:restartNumberingAfterBreak="0">
+    <w:nsid w:val="601261F6"/>
+    <w:multiLevelType w:val="multilevel"/>
+    <w:tmpl w:val="4009001D"/>
+    <w:lvl w:ilvl="0">
+      <w:start w:val="1"/>
+      <w:numFmt w:val="decimal"/>
+      <w:lvlText w:val="%1)"/>
+      <w:lvlJc w:val="left"/>
+      <w:pPr>
+        <w:ind w:left="360" w:hanging="360"/>
+      </w:pPr>
+    </w:lvl>
+    <w:lvl w:ilvl="1">
+      <w:start w:val="1"/>
+      <w:numFmt w:val="lowerLetter"/>
+      <w:lvlText w:val="%2)"/>
+      <w:lvlJc w:val="left"/>
+      <w:pPr>
+        <w:ind w:left="720" w:hanging="360"/>
+      </w:pPr>
+    </w:lvl>
+    <w:lvl w:ilvl="2">
+      <w:start w:val="1"/>
+      <w:numFmt w:val="lowerRoman"/>
+      <w:lvlText w:val="%3)"/>
+      <w:lvlJc w:val="left"/>
+      <w:pPr>
+        <w:ind w:left="1080" w:hanging="360"/>
+      </w:pPr>
+    </w:lvl>
+    <w:lvl w:ilvl="3">
+      <w:start w:val="1"/>
+      <w:numFmt w:val="decimal"/>
+      <w:lvlText w:val="(%4)"/>
+      <w:lvlJc w:val="left"/>
+      <w:pPr>
+        <w:ind w:left="1440" w:hanging="360"/>
+      </w:pPr>
+    </w:lvl>
+    <w:lvl w:ilvl="4">
+      <w:start w:val="1"/>
+      <w:numFmt w:val="lowerLetter"/>
+      <w:lvlText w:val="(%5)"/>
+      <w:lvlJc w:val="left"/>
+      <w:pPr>
+        <w:ind w:left="1800" w:hanging="360"/>
+      </w:pPr>
+    </w:lvl>
+    <w:lvl w:ilvl="5">
+      <w:start w:val="1"/>
+      <w:numFmt w:val="lowerRoman"/>
+      <w:lvlText w:val="(%6)"/>
+      <w:lvlJc w:val="left"/>
+      <w:pPr>
+        <w:ind w:left="2160" w:hanging="360"/>
+      </w:pPr>
+    </w:lvl>
+    <w:lvl w:ilvl="6">
+      <w:start w:val="1"/>
+      <w:numFmt w:val="decimal"/>
+      <w:lvlText w:val="%7."/>
+      <w:lvlJc w:val="left"/>
+      <w:pPr>
+        <w:ind w:left="2520" w:hanging="360"/>
+      </w:pPr>
+    </w:lvl>
+    <w:lvl w:ilvl="7">
+      <w:start w:val="1"/>
+      <w:numFmt w:val="lowerLetter"/>
+      <w:lvlText w:val="%8."/>
+      <w:lvlJc w:val="left"/>
+      <w:pPr>
+        <w:ind w:left="2880" w:hanging="360"/>
+      </w:pPr>
+    </w:lvl>
+    <w:lvl w:ilvl="8">
+      <w:start w:val="1"/>
+      <w:numFmt w:val="lowerRoman"/>
+      <w:lvlText w:val="%9."/>
+      <w:lvlJc w:val="left"/>
+      <w:pPr>
+        <w:ind w:left="3240" w:hanging="360"/>
+      </w:pPr>
+    </w:lvl>
+  </w:abstractNum>
+  <w:abstractNum w:abstractNumId="37" w15:restartNumberingAfterBreak="0">
+    <w:nsid w:val="61AF4601"/>
+    <w:multiLevelType w:val="hybridMultilevel"/>
+    <w:tmpl w:val="44562A92"/>
+    <w:lvl w:ilvl="0" w:tplc="D1B0D1EE">
+      <w:numFmt w:val="bullet"/>
+      <w:lvlText w:val=""/>
+      <w:lvlJc w:val="left"/>
+      <w:pPr>
+        <w:ind w:left="720" w:hanging="360"/>
+      </w:pPr>
+      <w:rPr>
+        <w:rFonts w:ascii="Calibri" w:eastAsiaTheme="minorHAnsi" w:hAnsi="Calibri" w:cs="Calibri" w:hint="default"/>
+      </w:rPr>
+    </w:lvl>
+    <w:lvl w:ilvl="1" w:tplc="40090003" w:tentative="1">
+      <w:start w:val="1"/>
+      <w:numFmt w:val="bullet"/>
+      <w:lvlText w:val="o"/>
+      <w:lvlJc w:val="left"/>
+      <w:pPr>
+        <w:ind w:left="1440" w:hanging="360"/>
+      </w:pPr>
+      <w:rPr>
+        <w:rFonts w:ascii="Courier New" w:hAnsi="Courier New" w:cs="Courier New" w:hint="default"/>
+      </w:rPr>
+    </w:lvl>
+    <w:lvl w:ilvl="2" w:tplc="40090005" w:tentative="1">
+      <w:start w:val="1"/>
+      <w:numFmt w:val="bullet"/>
+      <w:lvlText w:val=""/>
+      <w:lvlJc w:val="left"/>
+      <w:pPr>
+        <w:ind w:left="2160" w:hanging="360"/>
+      </w:pPr>
+      <w:rPr>
+        <w:rFonts w:ascii="Wingdings" w:hAnsi="Wingdings" w:hint="default"/>
+      </w:rPr>
+    </w:lvl>
+    <w:lvl w:ilvl="3" w:tplc="40090001" w:tentative="1">
+      <w:start w:val="1"/>
+      <w:numFmt w:val="bullet"/>
+      <w:lvlText w:val=""/>
+      <w:lvlJc w:val="left"/>
+      <w:pPr>
+        <w:ind w:left="2880" w:hanging="360"/>
+      </w:pPr>
+      <w:rPr>
+        <w:rFonts w:ascii="Symbol" w:hAnsi="Symbol" w:hint="default"/>
+      </w:rPr>
+    </w:lvl>
+    <w:lvl w:ilvl="4" w:tplc="40090003" w:tentative="1">
+      <w:start w:val="1"/>
+      <w:numFmt w:val="bullet"/>
+      <w:lvlText w:val="o"/>
+      <w:lvlJc w:val="left"/>
+      <w:pPr>
+        <w:ind w:left="3600" w:hanging="360"/>
+      </w:pPr>
+      <w:rPr>
+        <w:rFonts w:ascii="Courier New" w:hAnsi="Courier New" w:cs="Courier New" w:hint="default"/>
+      </w:rPr>
+    </w:lvl>
+    <w:lvl w:ilvl="5" w:tplc="40090005" w:tentative="1">
+      <w:start w:val="1"/>
+      <w:numFmt w:val="bullet"/>
+      <w:lvlText w:val=""/>
+      <w:lvlJc w:val="left"/>
+      <w:pPr>
+        <w:ind w:left="4320" w:hanging="360"/>
+      </w:pPr>
+      <w:rPr>
+        <w:rFonts w:ascii="Wingdings" w:hAnsi="Wingdings" w:hint="default"/>
+      </w:rPr>
+    </w:lvl>
+    <w:lvl w:ilvl="6" w:tplc="40090001" w:tentative="1">
+      <w:start w:val="1"/>
+      <w:numFmt w:val="bullet"/>
+      <w:lvlText w:val=""/>
+      <w:lvlJc w:val="left"/>
+      <w:pPr>
+        <w:ind w:left="5040" w:hanging="360"/>
+      </w:pPr>
+      <w:rPr>
+        <w:rFonts w:ascii="Symbol" w:hAnsi="Symbol" w:hint="default"/>
+      </w:rPr>
+    </w:lvl>
+    <w:lvl w:ilvl="7" w:tplc="40090003" w:tentative="1">
+      <w:start w:val="1"/>
+      <w:numFmt w:val="bullet"/>
+      <w:lvlText w:val="o"/>
+      <w:lvlJc w:val="left"/>
+      <w:pPr>
+        <w:ind w:left="5760" w:hanging="360"/>
+      </w:pPr>
+      <w:rPr>
+        <w:rFonts w:ascii="Courier New" w:hAnsi="Courier New" w:cs="Courier New" w:hint="default"/>
+      </w:rPr>
+    </w:lvl>
+    <w:lvl w:ilvl="8" w:tplc="40090005" w:tentative="1">
+      <w:start w:val="1"/>
+      <w:numFmt w:val="bullet"/>
+      <w:lvlText w:val=""/>
+      <w:lvlJc w:val="left"/>
+      <w:pPr>
+        <w:ind w:left="6480" w:hanging="360"/>
+      </w:pPr>
+      <w:rPr>
+        <w:rFonts w:ascii="Wingdings" w:hAnsi="Wingdings" w:hint="default"/>
+      </w:rPr>
+    </w:lvl>
+  </w:abstractNum>
+  <w:abstractNum w:abstractNumId="38" w15:restartNumberingAfterBreak="0">
     <w:nsid w:val="64FA2994"/>
     <w:multiLevelType w:val="multilevel"/>
     <w:tmpl w:val="86B8ADEE"/>
@@ -3646,7 +6335,265 @@
       </w:rPr>
     </w:lvl>
   </w:abstractNum>
-  <w:abstractNum w:abstractNumId="20" w15:restartNumberingAfterBreak="0">
+  <w:abstractNum w:abstractNumId="39" w15:restartNumberingAfterBreak="0">
+    <w:nsid w:val="68474C29"/>
+    <w:multiLevelType w:val="multilevel"/>
+    <w:tmpl w:val="4009001D"/>
+    <w:lvl w:ilvl="0">
+      <w:start w:val="1"/>
+      <w:numFmt w:val="decimal"/>
+      <w:lvlText w:val="%1)"/>
+      <w:lvlJc w:val="left"/>
+      <w:pPr>
+        <w:ind w:left="360" w:hanging="360"/>
+      </w:pPr>
+    </w:lvl>
+    <w:lvl w:ilvl="1">
+      <w:start w:val="1"/>
+      <w:numFmt w:val="lowerLetter"/>
+      <w:lvlText w:val="%2)"/>
+      <w:lvlJc w:val="left"/>
+      <w:pPr>
+        <w:ind w:left="720" w:hanging="360"/>
+      </w:pPr>
+    </w:lvl>
+    <w:lvl w:ilvl="2">
+      <w:start w:val="1"/>
+      <w:numFmt w:val="lowerRoman"/>
+      <w:lvlText w:val="%3)"/>
+      <w:lvlJc w:val="left"/>
+      <w:pPr>
+        <w:ind w:left="1080" w:hanging="360"/>
+      </w:pPr>
+    </w:lvl>
+    <w:lvl w:ilvl="3">
+      <w:start w:val="1"/>
+      <w:numFmt w:val="decimal"/>
+      <w:lvlText w:val="(%4)"/>
+      <w:lvlJc w:val="left"/>
+      <w:pPr>
+        <w:ind w:left="1440" w:hanging="360"/>
+      </w:pPr>
+    </w:lvl>
+    <w:lvl w:ilvl="4">
+      <w:start w:val="1"/>
+      <w:numFmt w:val="lowerLetter"/>
+      <w:lvlText w:val="(%5)"/>
+      <w:lvlJc w:val="left"/>
+      <w:pPr>
+        <w:ind w:left="1800" w:hanging="360"/>
+      </w:pPr>
+    </w:lvl>
+    <w:lvl w:ilvl="5">
+      <w:start w:val="1"/>
+      <w:numFmt w:val="lowerRoman"/>
+      <w:lvlText w:val="(%6)"/>
+      <w:lvlJc w:val="left"/>
+      <w:pPr>
+        <w:ind w:left="2160" w:hanging="360"/>
+      </w:pPr>
+    </w:lvl>
+    <w:lvl w:ilvl="6">
+      <w:start w:val="1"/>
+      <w:numFmt w:val="decimal"/>
+      <w:lvlText w:val="%7."/>
+      <w:lvlJc w:val="left"/>
+      <w:pPr>
+        <w:ind w:left="2520" w:hanging="360"/>
+      </w:pPr>
+    </w:lvl>
+    <w:lvl w:ilvl="7">
+      <w:start w:val="1"/>
+      <w:numFmt w:val="lowerLetter"/>
+      <w:lvlText w:val="%8."/>
+      <w:lvlJc w:val="left"/>
+      <w:pPr>
+        <w:ind w:left="2880" w:hanging="360"/>
+      </w:pPr>
+    </w:lvl>
+    <w:lvl w:ilvl="8">
+      <w:start w:val="1"/>
+      <w:numFmt w:val="lowerRoman"/>
+      <w:lvlText w:val="%9."/>
+      <w:lvlJc w:val="left"/>
+      <w:pPr>
+        <w:ind w:left="3240" w:hanging="360"/>
+      </w:pPr>
+    </w:lvl>
+  </w:abstractNum>
+  <w:abstractNum w:abstractNumId="40" w15:restartNumberingAfterBreak="0">
+    <w:nsid w:val="6B643147"/>
+    <w:multiLevelType w:val="multilevel"/>
+    <w:tmpl w:val="4009001D"/>
+    <w:lvl w:ilvl="0">
+      <w:start w:val="1"/>
+      <w:numFmt w:val="decimal"/>
+      <w:lvlText w:val="%1)"/>
+      <w:lvlJc w:val="left"/>
+      <w:pPr>
+        <w:ind w:left="360" w:hanging="360"/>
+      </w:pPr>
+    </w:lvl>
+    <w:lvl w:ilvl="1">
+      <w:start w:val="1"/>
+      <w:numFmt w:val="lowerLetter"/>
+      <w:lvlText w:val="%2)"/>
+      <w:lvlJc w:val="left"/>
+      <w:pPr>
+        <w:ind w:left="720" w:hanging="360"/>
+      </w:pPr>
+    </w:lvl>
+    <w:lvl w:ilvl="2">
+      <w:start w:val="1"/>
+      <w:numFmt w:val="lowerRoman"/>
+      <w:lvlText w:val="%3)"/>
+      <w:lvlJc w:val="left"/>
+      <w:pPr>
+        <w:ind w:left="1080" w:hanging="360"/>
+      </w:pPr>
+    </w:lvl>
+    <w:lvl w:ilvl="3">
+      <w:start w:val="1"/>
+      <w:numFmt w:val="decimal"/>
+      <w:lvlText w:val="(%4)"/>
+      <w:lvlJc w:val="left"/>
+      <w:pPr>
+        <w:ind w:left="1440" w:hanging="360"/>
+      </w:pPr>
+    </w:lvl>
+    <w:lvl w:ilvl="4">
+      <w:start w:val="1"/>
+      <w:numFmt w:val="lowerLetter"/>
+      <w:lvlText w:val="(%5)"/>
+      <w:lvlJc w:val="left"/>
+      <w:pPr>
+        <w:ind w:left="1800" w:hanging="360"/>
+      </w:pPr>
+    </w:lvl>
+    <w:lvl w:ilvl="5">
+      <w:start w:val="1"/>
+      <w:numFmt w:val="lowerRoman"/>
+      <w:lvlText w:val="(%6)"/>
+      <w:lvlJc w:val="left"/>
+      <w:pPr>
+        <w:ind w:left="2160" w:hanging="360"/>
+      </w:pPr>
+    </w:lvl>
+    <w:lvl w:ilvl="6">
+      <w:start w:val="1"/>
+      <w:numFmt w:val="decimal"/>
+      <w:lvlText w:val="%7."/>
+      <w:lvlJc w:val="left"/>
+      <w:pPr>
+        <w:ind w:left="2520" w:hanging="360"/>
+      </w:pPr>
+    </w:lvl>
+    <w:lvl w:ilvl="7">
+      <w:start w:val="1"/>
+      <w:numFmt w:val="lowerLetter"/>
+      <w:lvlText w:val="%8."/>
+      <w:lvlJc w:val="left"/>
+      <w:pPr>
+        <w:ind w:left="2880" w:hanging="360"/>
+      </w:pPr>
+    </w:lvl>
+    <w:lvl w:ilvl="8">
+      <w:start w:val="1"/>
+      <w:numFmt w:val="lowerRoman"/>
+      <w:lvlText w:val="%9."/>
+      <w:lvlJc w:val="left"/>
+      <w:pPr>
+        <w:ind w:left="3240" w:hanging="360"/>
+      </w:pPr>
+    </w:lvl>
+  </w:abstractNum>
+  <w:abstractNum w:abstractNumId="41" w15:restartNumberingAfterBreak="0">
+    <w:nsid w:val="6E835B7E"/>
+    <w:multiLevelType w:val="multilevel"/>
+    <w:tmpl w:val="4009001D"/>
+    <w:lvl w:ilvl="0">
+      <w:start w:val="1"/>
+      <w:numFmt w:val="decimal"/>
+      <w:lvlText w:val="%1)"/>
+      <w:lvlJc w:val="left"/>
+      <w:pPr>
+        <w:ind w:left="360" w:hanging="360"/>
+      </w:pPr>
+    </w:lvl>
+    <w:lvl w:ilvl="1">
+      <w:start w:val="1"/>
+      <w:numFmt w:val="lowerLetter"/>
+      <w:lvlText w:val="%2)"/>
+      <w:lvlJc w:val="left"/>
+      <w:pPr>
+        <w:ind w:left="720" w:hanging="360"/>
+      </w:pPr>
+    </w:lvl>
+    <w:lvl w:ilvl="2">
+      <w:start w:val="1"/>
+      <w:numFmt w:val="lowerRoman"/>
+      <w:lvlText w:val="%3)"/>
+      <w:lvlJc w:val="left"/>
+      <w:pPr>
+        <w:ind w:left="1080" w:hanging="360"/>
+      </w:pPr>
+    </w:lvl>
+    <w:lvl w:ilvl="3">
+      <w:start w:val="1"/>
+      <w:numFmt w:val="decimal"/>
+      <w:lvlText w:val="(%4)"/>
+      <w:lvlJc w:val="left"/>
+      <w:pPr>
+        <w:ind w:left="1440" w:hanging="360"/>
+      </w:pPr>
+    </w:lvl>
+    <w:lvl w:ilvl="4">
+      <w:start w:val="1"/>
+      <w:numFmt w:val="lowerLetter"/>
+      <w:lvlText w:val="(%5)"/>
+      <w:lvlJc w:val="left"/>
+      <w:pPr>
+        <w:ind w:left="1800" w:hanging="360"/>
+      </w:pPr>
+    </w:lvl>
+    <w:lvl w:ilvl="5">
+      <w:start w:val="1"/>
+      <w:numFmt w:val="lowerRoman"/>
+      <w:lvlText w:val="(%6)"/>
+      <w:lvlJc w:val="left"/>
+      <w:pPr>
+        <w:ind w:left="2160" w:hanging="360"/>
+      </w:pPr>
+    </w:lvl>
+    <w:lvl w:ilvl="6">
+      <w:start w:val="1"/>
+      <w:numFmt w:val="decimal"/>
+      <w:lvlText w:val="%7."/>
+      <w:lvlJc w:val="left"/>
+      <w:pPr>
+        <w:ind w:left="2520" w:hanging="360"/>
+      </w:pPr>
+    </w:lvl>
+    <w:lvl w:ilvl="7">
+      <w:start w:val="1"/>
+      <w:numFmt w:val="lowerLetter"/>
+      <w:lvlText w:val="%8."/>
+      <w:lvlJc w:val="left"/>
+      <w:pPr>
+        <w:ind w:left="2880" w:hanging="360"/>
+      </w:pPr>
+    </w:lvl>
+    <w:lvl w:ilvl="8">
+      <w:start w:val="1"/>
+      <w:numFmt w:val="lowerRoman"/>
+      <w:lvlText w:val="%9."/>
+      <w:lvlJc w:val="left"/>
+      <w:pPr>
+        <w:ind w:left="3240" w:hanging="360"/>
+      </w:pPr>
+    </w:lvl>
+  </w:abstractNum>
+  <w:abstractNum w:abstractNumId="42" w15:restartNumberingAfterBreak="0">
     <w:nsid w:val="70D316B0"/>
     <w:multiLevelType w:val="multilevel"/>
     <w:tmpl w:val="469C5CC8"/>
@@ -3795,7 +6742,119 @@
       </w:rPr>
     </w:lvl>
   </w:abstractNum>
-  <w:abstractNum w:abstractNumId="21" w15:restartNumberingAfterBreak="0">
+  <w:abstractNum w:abstractNumId="43" w15:restartNumberingAfterBreak="0">
+    <w:nsid w:val="725A2A79"/>
+    <w:multiLevelType w:val="hybridMultilevel"/>
+    <w:tmpl w:val="18E8F9E2"/>
+    <w:lvl w:ilvl="0" w:tplc="879006D2">
+      <w:numFmt w:val="bullet"/>
+      <w:lvlText w:val=""/>
+      <w:lvlJc w:val="left"/>
+      <w:pPr>
+        <w:ind w:left="720" w:hanging="360"/>
+      </w:pPr>
+      <w:rPr>
+        <w:rFonts w:ascii="Calibri" w:eastAsiaTheme="minorHAnsi" w:hAnsi="Calibri" w:cs="Calibri" w:hint="default"/>
+      </w:rPr>
+    </w:lvl>
+    <w:lvl w:ilvl="1" w:tplc="40090003" w:tentative="1">
+      <w:start w:val="1"/>
+      <w:numFmt w:val="bullet"/>
+      <w:lvlText w:val="o"/>
+      <w:lvlJc w:val="left"/>
+      <w:pPr>
+        <w:ind w:left="1440" w:hanging="360"/>
+      </w:pPr>
+      <w:rPr>
+        <w:rFonts w:ascii="Courier New" w:hAnsi="Courier New" w:cs="Courier New" w:hint="default"/>
+      </w:rPr>
+    </w:lvl>
+    <w:lvl w:ilvl="2" w:tplc="40090005" w:tentative="1">
+      <w:start w:val="1"/>
+      <w:numFmt w:val="bullet"/>
+      <w:lvlText w:val=""/>
+      <w:lvlJc w:val="left"/>
+      <w:pPr>
+        <w:ind w:left="2160" w:hanging="360"/>
+      </w:pPr>
+      <w:rPr>
+        <w:rFonts w:ascii="Wingdings" w:hAnsi="Wingdings" w:hint="default"/>
+      </w:rPr>
+    </w:lvl>
+    <w:lvl w:ilvl="3" w:tplc="40090001" w:tentative="1">
+      <w:start w:val="1"/>
+      <w:numFmt w:val="bullet"/>
+      <w:lvlText w:val=""/>
+      <w:lvlJc w:val="left"/>
+      <w:pPr>
+        <w:ind w:left="2880" w:hanging="360"/>
+      </w:pPr>
+      <w:rPr>
+        <w:rFonts w:ascii="Symbol" w:hAnsi="Symbol" w:hint="default"/>
+      </w:rPr>
+    </w:lvl>
+    <w:lvl w:ilvl="4" w:tplc="40090003" w:tentative="1">
+      <w:start w:val="1"/>
+      <w:numFmt w:val="bullet"/>
+      <w:lvlText w:val="o"/>
+      <w:lvlJc w:val="left"/>
+      <w:pPr>
+        <w:ind w:left="3600" w:hanging="360"/>
+      </w:pPr>
+      <w:rPr>
+        <w:rFonts w:ascii="Courier New" w:hAnsi="Courier New" w:cs="Courier New" w:hint="default"/>
+      </w:rPr>
+    </w:lvl>
+    <w:lvl w:ilvl="5" w:tplc="40090005" w:tentative="1">
+      <w:start w:val="1"/>
+      <w:numFmt w:val="bullet"/>
+      <w:lvlText w:val=""/>
+      <w:lvlJc w:val="left"/>
+      <w:pPr>
+        <w:ind w:left="4320" w:hanging="360"/>
+      </w:pPr>
+      <w:rPr>
+        <w:rFonts w:ascii="Wingdings" w:hAnsi="Wingdings" w:hint="default"/>
+      </w:rPr>
+    </w:lvl>
+    <w:lvl w:ilvl="6" w:tplc="40090001" w:tentative="1">
+      <w:start w:val="1"/>
+      <w:numFmt w:val="bullet"/>
+      <w:lvlText w:val=""/>
+      <w:lvlJc w:val="left"/>
+      <w:pPr>
+        <w:ind w:left="5040" w:hanging="360"/>
+      </w:pPr>
+      <w:rPr>
+        <w:rFonts w:ascii="Symbol" w:hAnsi="Symbol" w:hint="default"/>
+      </w:rPr>
+    </w:lvl>
+    <w:lvl w:ilvl="7" w:tplc="40090003" w:tentative="1">
+      <w:start w:val="1"/>
+      <w:numFmt w:val="bullet"/>
+      <w:lvlText w:val="o"/>
+      <w:lvlJc w:val="left"/>
+      <w:pPr>
+        <w:ind w:left="5760" w:hanging="360"/>
+      </w:pPr>
+      <w:rPr>
+        <w:rFonts w:ascii="Courier New" w:hAnsi="Courier New" w:cs="Courier New" w:hint="default"/>
+      </w:rPr>
+    </w:lvl>
+    <w:lvl w:ilvl="8" w:tplc="40090005" w:tentative="1">
+      <w:start w:val="1"/>
+      <w:numFmt w:val="bullet"/>
+      <w:lvlText w:val=""/>
+      <w:lvlJc w:val="left"/>
+      <w:pPr>
+        <w:ind w:left="6480" w:hanging="360"/>
+      </w:pPr>
+      <w:rPr>
+        <w:rFonts w:ascii="Wingdings" w:hAnsi="Wingdings" w:hint="default"/>
+      </w:rPr>
+    </w:lvl>
+  </w:abstractNum>
+  <w:abstractNum w:abstractNumId="44" w15:restartNumberingAfterBreak="0">
     <w:nsid w:val="726973E9"/>
     <w:multiLevelType w:val="multilevel"/>
     <w:tmpl w:val="EAE86A40"/>
@@ -3944,7 +7003,231 @@
       </w:rPr>
     </w:lvl>
   </w:abstractNum>
-  <w:abstractNum w:abstractNumId="22" w15:restartNumberingAfterBreak="0">
+  <w:abstractNum w:abstractNumId="45" w15:restartNumberingAfterBreak="0">
+    <w:nsid w:val="72A339C3"/>
+    <w:multiLevelType w:val="hybridMultilevel"/>
+    <w:tmpl w:val="A45E25CA"/>
+    <w:lvl w:ilvl="0" w:tplc="03E0E5BA">
+      <w:numFmt w:val="bullet"/>
+      <w:lvlText w:val=""/>
+      <w:lvlJc w:val="left"/>
+      <w:pPr>
+        <w:ind w:left="720" w:hanging="360"/>
+      </w:pPr>
+      <w:rPr>
+        <w:rFonts w:ascii="Calibri" w:eastAsiaTheme="minorHAnsi" w:hAnsi="Calibri" w:cs="Calibri" w:hint="default"/>
+      </w:rPr>
+    </w:lvl>
+    <w:lvl w:ilvl="1" w:tplc="40090003" w:tentative="1">
+      <w:start w:val="1"/>
+      <w:numFmt w:val="bullet"/>
+      <w:lvlText w:val="o"/>
+      <w:lvlJc w:val="left"/>
+      <w:pPr>
+        <w:ind w:left="1440" w:hanging="360"/>
+      </w:pPr>
+      <w:rPr>
+        <w:rFonts w:ascii="Courier New" w:hAnsi="Courier New" w:cs="Courier New" w:hint="default"/>
+      </w:rPr>
+    </w:lvl>
+    <w:lvl w:ilvl="2" w:tplc="40090005" w:tentative="1">
+      <w:start w:val="1"/>
+      <w:numFmt w:val="bullet"/>
+      <w:lvlText w:val=""/>
+      <w:lvlJc w:val="left"/>
+      <w:pPr>
+        <w:ind w:left="2160" w:hanging="360"/>
+      </w:pPr>
+      <w:rPr>
+        <w:rFonts w:ascii="Wingdings" w:hAnsi="Wingdings" w:hint="default"/>
+      </w:rPr>
+    </w:lvl>
+    <w:lvl w:ilvl="3" w:tplc="40090001" w:tentative="1">
+      <w:start w:val="1"/>
+      <w:numFmt w:val="bullet"/>
+      <w:lvlText w:val=""/>
+      <w:lvlJc w:val="left"/>
+      <w:pPr>
+        <w:ind w:left="2880" w:hanging="360"/>
+      </w:pPr>
+      <w:rPr>
+        <w:rFonts w:ascii="Symbol" w:hAnsi="Symbol" w:hint="default"/>
+      </w:rPr>
+    </w:lvl>
+    <w:lvl w:ilvl="4" w:tplc="40090003" w:tentative="1">
+      <w:start w:val="1"/>
+      <w:numFmt w:val="bullet"/>
+      <w:lvlText w:val="o"/>
+      <w:lvlJc w:val="left"/>
+      <w:pPr>
+        <w:ind w:left="3600" w:hanging="360"/>
+      </w:pPr>
+      <w:rPr>
+        <w:rFonts w:ascii="Courier New" w:hAnsi="Courier New" w:cs="Courier New" w:hint="default"/>
+      </w:rPr>
+    </w:lvl>
+    <w:lvl w:ilvl="5" w:tplc="40090005" w:tentative="1">
+      <w:start w:val="1"/>
+      <w:numFmt w:val="bullet"/>
+      <w:lvlText w:val=""/>
+      <w:lvlJc w:val="left"/>
+      <w:pPr>
+        <w:ind w:left="4320" w:hanging="360"/>
+      </w:pPr>
+      <w:rPr>
+        <w:rFonts w:ascii="Wingdings" w:hAnsi="Wingdings" w:hint="default"/>
+      </w:rPr>
+    </w:lvl>
+    <w:lvl w:ilvl="6" w:tplc="40090001" w:tentative="1">
+      <w:start w:val="1"/>
+      <w:numFmt w:val="bullet"/>
+      <w:lvlText w:val=""/>
+      <w:lvlJc w:val="left"/>
+      <w:pPr>
+        <w:ind w:left="5040" w:hanging="360"/>
+      </w:pPr>
+      <w:rPr>
+        <w:rFonts w:ascii="Symbol" w:hAnsi="Symbol" w:hint="default"/>
+      </w:rPr>
+    </w:lvl>
+    <w:lvl w:ilvl="7" w:tplc="40090003" w:tentative="1">
+      <w:start w:val="1"/>
+      <w:numFmt w:val="bullet"/>
+      <w:lvlText w:val="o"/>
+      <w:lvlJc w:val="left"/>
+      <w:pPr>
+        <w:ind w:left="5760" w:hanging="360"/>
+      </w:pPr>
+      <w:rPr>
+        <w:rFonts w:ascii="Courier New" w:hAnsi="Courier New" w:cs="Courier New" w:hint="default"/>
+      </w:rPr>
+    </w:lvl>
+    <w:lvl w:ilvl="8" w:tplc="40090005" w:tentative="1">
+      <w:start w:val="1"/>
+      <w:numFmt w:val="bullet"/>
+      <w:lvlText w:val=""/>
+      <w:lvlJc w:val="left"/>
+      <w:pPr>
+        <w:ind w:left="6480" w:hanging="360"/>
+      </w:pPr>
+      <w:rPr>
+        <w:rFonts w:ascii="Wingdings" w:hAnsi="Wingdings" w:hint="default"/>
+      </w:rPr>
+    </w:lvl>
+  </w:abstractNum>
+  <w:abstractNum w:abstractNumId="46" w15:restartNumberingAfterBreak="0">
+    <w:nsid w:val="770C4D48"/>
+    <w:multiLevelType w:val="hybridMultilevel"/>
+    <w:tmpl w:val="DD465DA0"/>
+    <w:lvl w:ilvl="0" w:tplc="FAC020A6">
+      <w:numFmt w:val="bullet"/>
+      <w:lvlText w:val=""/>
+      <w:lvlJc w:val="left"/>
+      <w:pPr>
+        <w:ind w:left="720" w:hanging="360"/>
+      </w:pPr>
+      <w:rPr>
+        <w:rFonts w:ascii="Calibri" w:eastAsiaTheme="minorHAnsi" w:hAnsi="Calibri" w:cs="Calibri" w:hint="default"/>
+      </w:rPr>
+    </w:lvl>
+    <w:lvl w:ilvl="1" w:tplc="40090003" w:tentative="1">
+      <w:start w:val="1"/>
+      <w:numFmt w:val="bullet"/>
+      <w:lvlText w:val="o"/>
+      <w:lvlJc w:val="left"/>
+      <w:pPr>
+        <w:ind w:left="1440" w:hanging="360"/>
+      </w:pPr>
+      <w:rPr>
+        <w:rFonts w:ascii="Courier New" w:hAnsi="Courier New" w:cs="Courier New" w:hint="default"/>
+      </w:rPr>
+    </w:lvl>
+    <w:lvl w:ilvl="2" w:tplc="40090005" w:tentative="1">
+      <w:start w:val="1"/>
+      <w:numFmt w:val="bullet"/>
+      <w:lvlText w:val=""/>
+      <w:lvlJc w:val="left"/>
+      <w:pPr>
+        <w:ind w:left="2160" w:hanging="360"/>
+      </w:pPr>
+      <w:rPr>
+        <w:rFonts w:ascii="Wingdings" w:hAnsi="Wingdings" w:hint="default"/>
+      </w:rPr>
+    </w:lvl>
+    <w:lvl w:ilvl="3" w:tplc="40090001" w:tentative="1">
+      <w:start w:val="1"/>
+      <w:numFmt w:val="bullet"/>
+      <w:lvlText w:val=""/>
+      <w:lvlJc w:val="left"/>
+      <w:pPr>
+        <w:ind w:left="2880" w:hanging="360"/>
+      </w:pPr>
+      <w:rPr>
+        <w:rFonts w:ascii="Symbol" w:hAnsi="Symbol" w:hint="default"/>
+      </w:rPr>
+    </w:lvl>
+    <w:lvl w:ilvl="4" w:tplc="40090003" w:tentative="1">
+      <w:start w:val="1"/>
+      <w:numFmt w:val="bullet"/>
+      <w:lvlText w:val="o"/>
+      <w:lvlJc w:val="left"/>
+      <w:pPr>
+        <w:ind w:left="3600" w:hanging="360"/>
+      </w:pPr>
+      <w:rPr>
+        <w:rFonts w:ascii="Courier New" w:hAnsi="Courier New" w:cs="Courier New" w:hint="default"/>
+      </w:rPr>
+    </w:lvl>
+    <w:lvl w:ilvl="5" w:tplc="40090005" w:tentative="1">
+      <w:start w:val="1"/>
+      <w:numFmt w:val="bullet"/>
+      <w:lvlText w:val=""/>
+      <w:lvlJc w:val="left"/>
+      <w:pPr>
+        <w:ind w:left="4320" w:hanging="360"/>
+      </w:pPr>
+      <w:rPr>
+        <w:rFonts w:ascii="Wingdings" w:hAnsi="Wingdings" w:hint="default"/>
+      </w:rPr>
+    </w:lvl>
+    <w:lvl w:ilvl="6" w:tplc="40090001" w:tentative="1">
+      <w:start w:val="1"/>
+      <w:numFmt w:val="bullet"/>
+      <w:lvlText w:val=""/>
+      <w:lvlJc w:val="left"/>
+      <w:pPr>
+        <w:ind w:left="5040" w:hanging="360"/>
+      </w:pPr>
+      <w:rPr>
+        <w:rFonts w:ascii="Symbol" w:hAnsi="Symbol" w:hint="default"/>
+      </w:rPr>
+    </w:lvl>
+    <w:lvl w:ilvl="7" w:tplc="40090003" w:tentative="1">
+      <w:start w:val="1"/>
+      <w:numFmt w:val="bullet"/>
+      <w:lvlText w:val="o"/>
+      <w:lvlJc w:val="left"/>
+      <w:pPr>
+        <w:ind w:left="5760" w:hanging="360"/>
+      </w:pPr>
+      <w:rPr>
+        <w:rFonts w:ascii="Courier New" w:hAnsi="Courier New" w:cs="Courier New" w:hint="default"/>
+      </w:rPr>
+    </w:lvl>
+    <w:lvl w:ilvl="8" w:tplc="40090005" w:tentative="1">
+      <w:start w:val="1"/>
+      <w:numFmt w:val="bullet"/>
+      <w:lvlText w:val=""/>
+      <w:lvlJc w:val="left"/>
+      <w:pPr>
+        <w:ind w:left="6480" w:hanging="360"/>
+      </w:pPr>
+      <w:rPr>
+        <w:rFonts w:ascii="Wingdings" w:hAnsi="Wingdings" w:hint="default"/>
+      </w:rPr>
+    </w:lvl>
+  </w:abstractNum>
+  <w:abstractNum w:abstractNumId="47" w15:restartNumberingAfterBreak="0">
     <w:nsid w:val="77E439CD"/>
     <w:multiLevelType w:val="multilevel"/>
     <w:tmpl w:val="3C922A82"/>
@@ -4093,7 +7376,7 @@
       </w:rPr>
     </w:lvl>
   </w:abstractNum>
-  <w:abstractNum w:abstractNumId="23" w15:restartNumberingAfterBreak="0">
+  <w:abstractNum w:abstractNumId="48" w15:restartNumberingAfterBreak="0">
     <w:nsid w:val="78536B6C"/>
     <w:multiLevelType w:val="multilevel"/>
     <w:tmpl w:val="D54078EA"/>
@@ -4242,7 +7525,7 @@
       </w:rPr>
     </w:lvl>
   </w:abstractNum>
-  <w:abstractNum w:abstractNumId="24" w15:restartNumberingAfterBreak="0">
+  <w:abstractNum w:abstractNumId="49" w15:restartNumberingAfterBreak="0">
     <w:nsid w:val="7CC01DBC"/>
     <w:multiLevelType w:val="hybridMultilevel"/>
     <w:tmpl w:val="C95676FE"/>
@@ -4328,7 +7611,7 @@
       </w:pPr>
     </w:lvl>
   </w:abstractNum>
-  <w:abstractNum w:abstractNumId="25" w15:restartNumberingAfterBreak="0">
+  <w:abstractNum w:abstractNumId="50" w15:restartNumberingAfterBreak="0">
     <w:nsid w:val="7DDC2494"/>
     <w:multiLevelType w:val="multilevel"/>
     <w:tmpl w:val="D42055F4"/>
@@ -4478,82 +7761,157 @@
     </w:lvl>
   </w:abstractNum>
   <w:num w:numId="1" w16cid:durableId="1061828318">
+    <w:abstractNumId w:val="6"/>
+  </w:num>
+  <w:num w:numId="2" w16cid:durableId="1676767677">
+    <w:abstractNumId w:val="21"/>
+  </w:num>
+  <w:num w:numId="3" w16cid:durableId="1643539288">
+    <w:abstractNumId w:val="30"/>
+  </w:num>
+  <w:num w:numId="4" w16cid:durableId="445732142">
+    <w:abstractNumId w:val="49"/>
+  </w:num>
+  <w:num w:numId="5" w16cid:durableId="17589935">
+    <w:abstractNumId w:val="8"/>
+  </w:num>
+  <w:num w:numId="6" w16cid:durableId="1892226713">
+    <w:abstractNumId w:val="3"/>
+  </w:num>
+  <w:num w:numId="7" w16cid:durableId="1896353834">
+    <w:abstractNumId w:val="31"/>
+  </w:num>
+  <w:num w:numId="8" w16cid:durableId="276304281">
     <w:abstractNumId w:val="4"/>
   </w:num>
-  <w:num w:numId="2" w16cid:durableId="1676767677">
-    <w:abstractNumId w:val="12"/>
+  <w:num w:numId="9" w16cid:durableId="4408877">
+    <w:abstractNumId w:val="25"/>
   </w:num>
-  <w:num w:numId="3" w16cid:durableId="1643539288">
-    <w:abstractNumId w:val="16"/>
+  <w:num w:numId="10" w16cid:durableId="504133744">
+    <w:abstractNumId w:val="48"/>
   </w:num>
-  <w:num w:numId="4" w16cid:durableId="445732142">
-    <w:abstractNumId w:val="24"/>
+  <w:num w:numId="11" w16cid:durableId="1300719466">
+    <w:abstractNumId w:val="10"/>
   </w:num>
-  <w:num w:numId="5" w16cid:durableId="17589935">
-    <w:abstractNumId w:val="6"/>
+  <w:num w:numId="12" w16cid:durableId="431822204">
+    <w:abstractNumId w:val="7"/>
   </w:num>
-  <w:num w:numId="6" w16cid:durableId="1892226713">
+  <w:num w:numId="13" w16cid:durableId="207451981">
+    <w:abstractNumId w:val="47"/>
+  </w:num>
+  <w:num w:numId="14" w16cid:durableId="1578587786">
     <w:abstractNumId w:val="2"/>
   </w:num>
-  <w:num w:numId="7" w16cid:durableId="1896353834">
-    <w:abstractNumId w:val="17"/>
-  </w:num>
-  <w:num w:numId="8" w16cid:durableId="276304281">
-    <w:abstractNumId w:val="3"/>
-  </w:num>
-  <w:num w:numId="9" w16cid:durableId="4408877">
-    <w:abstractNumId w:val="14"/>
-  </w:num>
-  <w:num w:numId="10" w16cid:durableId="504133744">
-    <w:abstractNumId w:val="23"/>
-  </w:num>
-  <w:num w:numId="11" w16cid:durableId="1300719466">
-    <w:abstractNumId w:val="8"/>
-  </w:num>
-  <w:num w:numId="12" w16cid:durableId="431822204">
-    <w:abstractNumId w:val="5"/>
-  </w:num>
-  <w:num w:numId="13" w16cid:durableId="207451981">
+  <w:num w:numId="15" w16cid:durableId="201988849">
     <w:abstractNumId w:val="22"/>
   </w:num>
-  <w:num w:numId="14" w16cid:durableId="1578587786">
-    <w:abstractNumId w:val="1"/>
-  </w:num>
-  <w:num w:numId="15" w16cid:durableId="201988849">
-    <w:abstractNumId w:val="13"/>
-  </w:num>
   <w:num w:numId="16" w16cid:durableId="567496485">
-    <w:abstractNumId w:val="11"/>
+    <w:abstractNumId w:val="19"/>
   </w:num>
   <w:num w:numId="17" w16cid:durableId="1671904859">
     <w:abstractNumId w:val="0"/>
   </w:num>
   <w:num w:numId="18" w16cid:durableId="309090918">
+    <w:abstractNumId w:val="32"/>
+  </w:num>
+  <w:num w:numId="19" w16cid:durableId="793016624">
+    <w:abstractNumId w:val="26"/>
+  </w:num>
+  <w:num w:numId="20" w16cid:durableId="1572160436">
+    <w:abstractNumId w:val="42"/>
+  </w:num>
+  <w:num w:numId="21" w16cid:durableId="1271738253">
+    <w:abstractNumId w:val="9"/>
+  </w:num>
+  <w:num w:numId="22" w16cid:durableId="2127262773">
+    <w:abstractNumId w:val="38"/>
+  </w:num>
+  <w:num w:numId="23" w16cid:durableId="1216813425">
+    <w:abstractNumId w:val="44"/>
+  </w:num>
+  <w:num w:numId="24" w16cid:durableId="1458256799">
+    <w:abstractNumId w:val="11"/>
+  </w:num>
+  <w:num w:numId="25" w16cid:durableId="37047381">
+    <w:abstractNumId w:val="50"/>
+  </w:num>
+  <w:num w:numId="26" w16cid:durableId="541752556">
+    <w:abstractNumId w:val="17"/>
+  </w:num>
+  <w:num w:numId="27" w16cid:durableId="337850250">
+    <w:abstractNumId w:val="1"/>
+  </w:num>
+  <w:num w:numId="28" w16cid:durableId="295647682">
+    <w:abstractNumId w:val="45"/>
+  </w:num>
+  <w:num w:numId="29" w16cid:durableId="1385909727">
+    <w:abstractNumId w:val="20"/>
+  </w:num>
+  <w:num w:numId="30" w16cid:durableId="734279454">
+    <w:abstractNumId w:val="35"/>
+  </w:num>
+  <w:num w:numId="31" w16cid:durableId="1628707230">
+    <w:abstractNumId w:val="39"/>
+  </w:num>
+  <w:num w:numId="32" w16cid:durableId="576939279">
     <w:abstractNumId w:val="18"/>
   </w:num>
-  <w:num w:numId="19" w16cid:durableId="793016624">
+  <w:num w:numId="33" w16cid:durableId="1058867863">
+    <w:abstractNumId w:val="41"/>
+  </w:num>
+  <w:num w:numId="34" w16cid:durableId="1212228138">
+    <w:abstractNumId w:val="33"/>
+  </w:num>
+  <w:num w:numId="35" w16cid:durableId="74519203">
+    <w:abstractNumId w:val="14"/>
+  </w:num>
+  <w:num w:numId="36" w16cid:durableId="1752002978">
+    <w:abstractNumId w:val="24"/>
+  </w:num>
+  <w:num w:numId="37" w16cid:durableId="855265978">
+    <w:abstractNumId w:val="13"/>
+  </w:num>
+  <w:num w:numId="38" w16cid:durableId="1803226251">
+    <w:abstractNumId w:val="36"/>
+  </w:num>
+  <w:num w:numId="39" w16cid:durableId="1830439833">
+    <w:abstractNumId w:val="46"/>
+  </w:num>
+  <w:num w:numId="40" w16cid:durableId="208420441">
+    <w:abstractNumId w:val="12"/>
+  </w:num>
+  <w:num w:numId="41" w16cid:durableId="1500190898">
     <w:abstractNumId w:val="15"/>
   </w:num>
-  <w:num w:numId="20" w16cid:durableId="1572160436">
-    <w:abstractNumId w:val="20"/>
+  <w:num w:numId="42" w16cid:durableId="886918284">
+    <w:abstractNumId w:val="34"/>
   </w:num>
-  <w:num w:numId="21" w16cid:durableId="1271738253">
-    <w:abstractNumId w:val="7"/>
+  <w:num w:numId="43" w16cid:durableId="1418399520">
+    <w:abstractNumId w:val="37"/>
   </w:num>
-  <w:num w:numId="22" w16cid:durableId="2127262773">
-    <w:abstractNumId w:val="19"/>
+  <w:num w:numId="44" w16cid:durableId="1240477773">
+    <w:abstractNumId w:val="28"/>
   </w:num>
-  <w:num w:numId="23" w16cid:durableId="1216813425">
-    <w:abstractNumId w:val="21"/>
+  <w:num w:numId="45" w16cid:durableId="342898099">
+    <w:abstractNumId w:val="43"/>
   </w:num>
-  <w:num w:numId="24" w16cid:durableId="1458256799">
-    <w:abstractNumId w:val="9"/>
+  <w:num w:numId="46" w16cid:durableId="1340039804">
+    <w:abstractNumId w:val="40"/>
   </w:num>
-  <w:num w:numId="25" w16cid:durableId="37047381">
-    <w:abstractNumId w:val="25"/>
+  <w:num w:numId="47" w16cid:durableId="306326208">
+    <w:abstractNumId w:val="27"/>
   </w:num>
-  <w:num w:numId="26" w16cid:durableId="541752556">
-    <w:abstractNumId w:val="10"/>
+  <w:num w:numId="48" w16cid:durableId="1844975137">
+    <w:abstractNumId w:val="16"/>
+  </w:num>
+  <w:num w:numId="49" w16cid:durableId="121769633">
+    <w:abstractNumId w:val="5"/>
+  </w:num>
+  <w:num w:numId="50" w16cid:durableId="1029065934">
+    <w:abstractNumId w:val="23"/>
+  </w:num>
+  <w:num w:numId="51" w16cid:durableId="1844464912">
+    <w:abstractNumId w:val="29"/>
   </w:num>
 </w:numbering>
 </file>
